--- a/Farhan_Resume.docx
+++ b/Farhan_Resume.docx
@@ -6,15 +6,40 @@
       <w:pPr>
         <w:spacing w:after="60"/>
         <w:jc w:val="center"/>
-      </w:pPr>
-      <w:r>
         <w:rPr>
           <w:b/>
           <w:bCs/>
           <w:sz w:val="32"/>
           <w:szCs w:val="32"/>
         </w:rPr>
+      </w:pPr>
+      <w:r>
+        <w:rPr>
+          <w:b/>
+          <w:bCs/>
+          <w:sz w:val="32"/>
+          <w:szCs w:val="32"/>
+        </w:rPr>
         <w:t>MUHAMMAD FARHAN S/O RAFEEK AHAMED</w:t>
+      </w:r>
+    </w:p>
+    <w:p>
+      <w:pPr>
+        <w:spacing w:after="60"/>
+        <w:jc w:val="center"/>
+        <w:rPr>
+          <w:sz w:val="24"/>
+          <w:szCs w:val="24"/>
+        </w:rPr>
+      </w:pPr>
+      <w:r>
+        <w:rPr>
+          <w:b/>
+          <w:bCs/>
+          <w:sz w:val="24"/>
+          <w:szCs w:val="24"/>
+        </w:rPr>
+        <w:t>Year 2 Student @ Nanyang Polytechnic</w:t>
       </w:r>
     </w:p>
     <w:p>
@@ -26,7 +51,7 @@
           <w:szCs w:val="20"/>
         </w:rPr>
       </w:pPr>
-      <w:hyperlink r:id="rId5" w:history="1">
+      <w:hyperlink r:id="rId7" w:history="1">
         <w:r>
           <w:rPr>
             <w:rStyle w:val="Hyperlink"/>
@@ -41,9 +66,26 @@
           <w:sz w:val="20"/>
           <w:szCs w:val="20"/>
         </w:rPr>
-        <w:t xml:space="preserve"> | +65 97640128 | </w:t>
-      </w:r>
-      <w:hyperlink r:id="rId6" w:history="1">
+        <w:t xml:space="preserve"> | +65 97640128 </w:t>
+      </w:r>
+    </w:p>
+    <w:p>
+      <w:pPr>
+        <w:spacing w:after="240"/>
+        <w:jc w:val="center"/>
+        <w:rPr>
+          <w:sz w:val="20"/>
+          <w:szCs w:val="20"/>
+        </w:rPr>
+      </w:pPr>
+      <w:r>
+        <w:rPr>
+          <w:sz w:val="20"/>
+          <w:szCs w:val="20"/>
+        </w:rPr>
+        <w:t xml:space="preserve"> </w:t>
+      </w:r>
+      <w:hyperlink r:id="rId8" w:history="1">
         <w:r>
           <w:rPr>
             <w:rStyle w:val="Hyperlink"/>
@@ -60,7 +102,7 @@
         </w:rPr>
         <w:t xml:space="preserve"> | </w:t>
       </w:r>
-      <w:hyperlink r:id="rId7" w:history="1">
+      <w:hyperlink r:id="rId9" w:history="1">
         <w:r>
           <w:rPr>
             <w:rStyle w:val="Hyperlink"/>
@@ -74,23 +116,34 @@
     <w:p>
       <w:pPr>
         <w:pBdr>
-          <w:bottom w:val="single" w:sz="8" w:space="1" w:color="1F4788"/>
+          <w:bottom w:val="single" w:sz="8" w:space="0" w:color="1F4788"/>
         </w:pBdr>
         <w:spacing w:after="120"/>
-      </w:pPr>
-      <w:r>
+        <w:rPr>
+          <w:b/>
+          <w:bCs/>
+        </w:rPr>
+      </w:pPr>
+    </w:p>
+    <w:p>
+      <w:pPr>
+        <w:pBdr>
+          <w:bottom w:val="single" w:sz="8" w:space="0" w:color="1F4788"/>
+        </w:pBdr>
+        <w:spacing w:after="120"/>
+        <w:rPr>
+          <w:b/>
+          <w:bCs/>
+          <w:color w:val="0070C0"/>
+        </w:rPr>
+      </w:pPr>
+      <w:r>
+        <w:rPr>
+          <w:b/>
+          <w:bCs/>
+          <w:color w:val="0070C0"/>
+        </w:rPr>
         <w:t>PROFESSIONAL SUMMARY</w:t>
-      </w:r>
-    </w:p>
-    <w:p>
-      <w:pPr>
-        <w:spacing w:after="240"/>
-      </w:pPr>
-      <w:r>
-        <w:t>Final-year Diploma student in Business &amp; Financial Technology (GPA: 4.0/4.0) with strong experience in building user-facing web applications using Python, JavaScript, HTML, and CSS. Experienced in developing responsive interfaces, implementing secure CRUD operations, and collaborating in Agile teams to deliver scalable digital solutions. Passionate about front-end development and creating intuitive, human-centric web experiences</w:t>
-      </w:r>
-      <w:r>
-        <w:t>.</w:t>
       </w:r>
     </w:p>
     <w:p>
@@ -101,7 +154,639 @@
         <w:spacing w:after="120"/>
       </w:pPr>
       <w:r>
-        <w:t>TECHNICAL SKILLS</w:t>
+        <w:t>Second-year student pursuing Diploma in Business &amp; Financial Technology (GPA:4.0/4.0), aspiring to become a data</w:t>
+      </w:r>
+      <w:r>
+        <w:t xml:space="preserve"> Analyst and developer. Combines technical proficiency in SQL, Python, and JavaScript with a passion for building intuitive web applications. Adept at creating responsive interfaces and managing secure data-driven CRUD operations. Dedicated to translating complex data into actionable digital solutions that solve real-world problems and make people’s lives easier.</w:t>
+      </w:r>
+    </w:p>
+    <w:p>
+      <w:pPr>
+        <w:pBdr>
+          <w:bottom w:val="single" w:sz="8" w:space="1" w:color="1F4788"/>
+        </w:pBdr>
+        <w:spacing w:after="120"/>
+      </w:pPr>
+    </w:p>
+    <w:p>
+      <w:pPr>
+        <w:pBdr>
+          <w:bottom w:val="single" w:sz="8" w:space="1" w:color="1F4788"/>
+        </w:pBdr>
+        <w:spacing w:after="120"/>
+        <w:rPr>
+          <w:b/>
+          <w:bCs/>
+          <w:color w:val="0070C0"/>
+        </w:rPr>
+      </w:pPr>
+      <w:r>
+        <w:rPr>
+          <w:b/>
+          <w:bCs/>
+          <w:color w:val="0070C0"/>
+        </w:rPr>
+        <w:t>PROJECT EXPERIENCE</w:t>
+      </w:r>
+    </w:p>
+    <w:p>
+      <w:pPr>
+        <w:spacing w:after="40"/>
+        <w:rPr>
+          <w:b/>
+          <w:bCs/>
+        </w:rPr>
+      </w:pPr>
+      <w:r>
+        <w:rPr>
+          <w:b/>
+          <w:bCs/>
+        </w:rPr>
+        <w:t>AI-Powered Insurance Navigator, “PRUNavigator” | PolyFintech100 API Hackathon</w:t>
+      </w:r>
+    </w:p>
+    <w:p>
+      <w:pPr>
+        <w:spacing w:after="80"/>
+      </w:pPr>
+      <w:r>
+        <w:rPr>
+          <w:i/>
+          <w:iCs/>
+          <w:sz w:val="20"/>
+          <w:szCs w:val="20"/>
+        </w:rPr>
+        <w:t>June 2026 - Present</w:t>
+      </w:r>
+    </w:p>
+    <w:p>
+      <w:pPr>
+        <w:pStyle w:val="ListParagraph"/>
+        <w:numPr>
+          <w:ilvl w:val="0"/>
+          <w:numId w:val="7"/>
+        </w:numPr>
+        <w:spacing w:after="26"/>
+        <w:contextualSpacing w:val="0"/>
+      </w:pPr>
+      <w:r>
+        <w:rPr>
+          <w:rFonts w:ascii="Calibri" w:eastAsia="Calibri" w:hAnsi="Calibri" w:cs="Calibri"/>
+          <w:b/>
+          <w:bCs/>
+        </w:rPr>
+        <w:t xml:space="preserve">Team Lead </w:t>
+      </w:r>
+      <w:r>
+        <w:rPr>
+          <w:rFonts w:ascii="Calibri" w:eastAsia="Calibri" w:hAnsi="Calibri" w:cs="Calibri"/>
+          <w:b/>
+          <w:bCs/>
+          <w:color w:val="12403D"/>
+        </w:rPr>
+        <w:t>-</w:t>
+      </w:r>
+      <w:r>
+        <w:rPr>
+          <w:rFonts w:ascii="Calibri" w:eastAsia="Calibri" w:hAnsi="Calibri" w:cs="Calibri"/>
+          <w:b/>
+          <w:bCs/>
+          <w:color w:val="12403D"/>
+        </w:rPr>
+        <w:t xml:space="preserve"> </w:t>
+      </w:r>
+      <w:r>
+        <w:rPr>
+          <w:rFonts w:ascii="Calibri" w:eastAsia="Calibri" w:hAnsi="Calibri" w:cs="Calibri"/>
+          <w:color w:val="222222"/>
+        </w:rPr>
+        <w:t>led a 6-member team through Agile sprints to deliver a full-stack insurance platform from concept to demo.</w:t>
+      </w:r>
+    </w:p>
+    <w:p>
+      <w:pPr>
+        <w:pStyle w:val="ListParagraph"/>
+        <w:numPr>
+          <w:ilvl w:val="0"/>
+          <w:numId w:val="7"/>
+        </w:numPr>
+        <w:spacing w:after="26"/>
+        <w:contextualSpacing w:val="0"/>
+      </w:pPr>
+      <w:r>
+        <w:rPr>
+          <w:rFonts w:ascii="Calibri" w:eastAsia="Calibri" w:hAnsi="Calibri" w:cs="Calibri"/>
+          <w:b/>
+          <w:bCs/>
+        </w:rPr>
+        <w:t>Architecture</w:t>
+      </w:r>
+      <w:r>
+        <w:rPr>
+          <w:rFonts w:ascii="Calibri" w:eastAsia="Calibri" w:hAnsi="Calibri" w:cs="Calibri"/>
+          <w:b/>
+          <w:bCs/>
+          <w:color w:val="12403D"/>
+        </w:rPr>
+        <w:t xml:space="preserve"> </w:t>
+      </w:r>
+      <w:r>
+        <w:rPr>
+          <w:rFonts w:ascii="Calibri" w:eastAsia="Calibri" w:hAnsi="Calibri" w:cs="Calibri"/>
+          <w:b/>
+          <w:bCs/>
+          <w:color w:val="12403D"/>
+        </w:rPr>
+        <w:t>-</w:t>
+      </w:r>
+      <w:r>
+        <w:rPr>
+          <w:rFonts w:ascii="Calibri" w:eastAsia="Calibri" w:hAnsi="Calibri" w:cs="Calibri"/>
+          <w:b/>
+          <w:bCs/>
+          <w:color w:val="12403D"/>
+        </w:rPr>
+        <w:t xml:space="preserve"> </w:t>
+      </w:r>
+      <w:r>
+        <w:rPr>
+          <w:rFonts w:ascii="Calibri" w:eastAsia="Calibri" w:hAnsi="Calibri" w:cs="Calibri"/>
+          <w:color w:val="222222"/>
+        </w:rPr>
+        <w:t xml:space="preserve">built an AI-driven </w:t>
+      </w:r>
+      <w:r>
+        <w:rPr>
+          <w:rFonts w:ascii="Calibri" w:eastAsia="Calibri" w:hAnsi="Calibri" w:cs="Calibri"/>
+          <w:color w:val="222222"/>
+        </w:rPr>
+        <w:t>Next</w:t>
+      </w:r>
+      <w:r>
+        <w:rPr>
+          <w:rFonts w:ascii="Calibri" w:eastAsia="Calibri" w:hAnsi="Calibri" w:cs="Calibri"/>
+          <w:color w:val="222222"/>
+        </w:rPr>
+        <w:t>.js dashboard delivering real-time insurance insights and personalized coverage scoring.</w:t>
+      </w:r>
+    </w:p>
+    <w:p>
+      <w:pPr>
+        <w:pStyle w:val="ListParagraph"/>
+        <w:numPr>
+          <w:ilvl w:val="0"/>
+          <w:numId w:val="7"/>
+        </w:numPr>
+        <w:spacing w:after="26"/>
+        <w:contextualSpacing w:val="0"/>
+      </w:pPr>
+      <w:r>
+        <w:rPr>
+          <w:rFonts w:ascii="Calibri" w:eastAsia="Calibri" w:hAnsi="Calibri" w:cs="Calibri"/>
+          <w:b/>
+          <w:bCs/>
+        </w:rPr>
+        <w:t xml:space="preserve">Backend </w:t>
+      </w:r>
+      <w:r>
+        <w:rPr>
+          <w:rFonts w:ascii="Calibri" w:eastAsia="Calibri" w:hAnsi="Calibri" w:cs="Calibri"/>
+          <w:b/>
+          <w:bCs/>
+          <w:color w:val="12403D"/>
+        </w:rPr>
+        <w:t>-</w:t>
+      </w:r>
+      <w:r>
+        <w:rPr>
+          <w:rFonts w:ascii="Calibri" w:eastAsia="Calibri" w:hAnsi="Calibri" w:cs="Calibri"/>
+          <w:b/>
+          <w:bCs/>
+          <w:color w:val="12403D"/>
+        </w:rPr>
+        <w:t xml:space="preserve"> </w:t>
+      </w:r>
+      <w:r>
+        <w:rPr>
+          <w:rFonts w:ascii="Calibri" w:eastAsia="Calibri" w:hAnsi="Calibri" w:cs="Calibri"/>
+          <w:color w:val="222222"/>
+        </w:rPr>
+        <w:t>implemented secure SQLAlchemy schemas with strict relational integrity to manage policy and customer data.</w:t>
+      </w:r>
+    </w:p>
+    <w:p>
+      <w:pPr>
+        <w:spacing w:after="40"/>
+      </w:pPr>
+    </w:p>
+    <w:p>
+      <w:pPr>
+        <w:spacing w:after="40"/>
+        <w:rPr>
+          <w:b/>
+          <w:bCs/>
+        </w:rPr>
+      </w:pPr>
+      <w:r>
+        <w:rPr>
+          <w:b/>
+          <w:bCs/>
+        </w:rPr>
+        <w:t>Market Strategy &amp; Data Analytics</w:t>
+      </w:r>
+      <w:r>
+        <w:rPr>
+          <w:b/>
+          <w:bCs/>
+        </w:rPr>
+        <w:t xml:space="preserve"> | </w:t>
+      </w:r>
+      <w:r>
+        <w:rPr>
+          <w:b/>
+          <w:bCs/>
+        </w:rPr>
+        <w:t>AI &amp; Data Analytics Group Project</w:t>
+      </w:r>
+    </w:p>
+    <w:p>
+      <w:pPr>
+        <w:spacing w:after="80"/>
+      </w:pPr>
+      <w:r>
+        <w:rPr>
+          <w:i/>
+          <w:iCs/>
+          <w:sz w:val="20"/>
+          <w:szCs w:val="20"/>
+        </w:rPr>
+        <w:t xml:space="preserve"> October 2025 – February 2026</w:t>
+      </w:r>
+    </w:p>
+    <w:p>
+      <w:pPr>
+        <w:pStyle w:val="ListParagraph"/>
+        <w:numPr>
+          <w:ilvl w:val="0"/>
+          <w:numId w:val="9"/>
+        </w:numPr>
+        <w:spacing w:after="40"/>
+      </w:pPr>
+      <w:r>
+        <w:rPr>
+          <w:rFonts w:ascii="Calibri" w:eastAsia="Calibri" w:hAnsi="Calibri" w:cs="Calibri"/>
+          <w:b/>
+          <w:bCs/>
+        </w:rPr>
+        <w:t>Dashboarding</w:t>
+      </w:r>
+      <w:r>
+        <w:rPr>
+          <w:rFonts w:ascii="Calibri" w:eastAsia="Calibri" w:hAnsi="Calibri" w:cs="Calibri"/>
+          <w:b/>
+          <w:bCs/>
+          <w:color w:val="12403D"/>
+        </w:rPr>
+        <w:t xml:space="preserve"> </w:t>
+      </w:r>
+      <w:r>
+        <w:rPr>
+          <w:rFonts w:ascii="Calibri" w:eastAsia="Calibri" w:hAnsi="Calibri" w:cs="Calibri"/>
+          <w:b/>
+          <w:bCs/>
+          <w:color w:val="12403D"/>
+        </w:rPr>
+        <w:t>-</w:t>
+      </w:r>
+      <w:r>
+        <w:rPr>
+          <w:rFonts w:ascii="Calibri" w:eastAsia="Calibri" w:hAnsi="Calibri" w:cs="Calibri"/>
+          <w:b/>
+          <w:bCs/>
+          <w:color w:val="12403D"/>
+        </w:rPr>
+        <w:t xml:space="preserve"> </w:t>
+      </w:r>
+      <w:r>
+        <w:rPr>
+          <w:rFonts w:ascii="Calibri" w:eastAsia="Calibri" w:hAnsi="Calibri" w:cs="Calibri"/>
+          <w:color w:val="222222"/>
+        </w:rPr>
+        <w:t>developed a Market Attractiveness Index in Power BI, integrating global datasets to rank 13 countries by weighted revenue potential and acquisition cost</w:t>
+      </w:r>
+      <w:r>
+        <w:t xml:space="preserve"> </w:t>
+      </w:r>
+    </w:p>
+    <w:p>
+      <w:pPr>
+        <w:pStyle w:val="ListParagraph"/>
+        <w:numPr>
+          <w:ilvl w:val="0"/>
+          <w:numId w:val="9"/>
+        </w:numPr>
+        <w:spacing w:after="40"/>
+      </w:pPr>
+      <w:r>
+        <w:rPr>
+          <w:rFonts w:ascii="Calibri" w:eastAsia="Calibri" w:hAnsi="Calibri" w:cs="Calibri"/>
+          <w:b/>
+          <w:bCs/>
+        </w:rPr>
+        <w:t>Analysis</w:t>
+      </w:r>
+      <w:r>
+        <w:rPr>
+          <w:rFonts w:ascii="Calibri" w:eastAsia="Calibri" w:hAnsi="Calibri" w:cs="Calibri"/>
+          <w:b/>
+          <w:bCs/>
+          <w:color w:val="12403D"/>
+        </w:rPr>
+        <w:t xml:space="preserve"> </w:t>
+      </w:r>
+      <w:r>
+        <w:rPr>
+          <w:rFonts w:ascii="Calibri" w:eastAsia="Calibri" w:hAnsi="Calibri" w:cs="Calibri"/>
+          <w:b/>
+          <w:bCs/>
+          <w:color w:val="12403D"/>
+        </w:rPr>
+        <w:t>-</w:t>
+      </w:r>
+      <w:r>
+        <w:rPr>
+          <w:rFonts w:ascii="Calibri" w:eastAsia="Calibri" w:hAnsi="Calibri" w:cs="Calibri"/>
+          <w:b/>
+          <w:bCs/>
+          <w:color w:val="12403D"/>
+        </w:rPr>
+        <w:t xml:space="preserve"> </w:t>
+      </w:r>
+      <w:r>
+        <w:rPr>
+          <w:rFonts w:ascii="Calibri" w:eastAsia="Calibri" w:hAnsi="Calibri" w:cs="Calibri"/>
+          <w:color w:val="222222"/>
+        </w:rPr>
+        <w:t>engineered DAX measures using RANKX to run multi-variable trade-off analysis, identifying the optimal market entry sequence.</w:t>
+      </w:r>
+    </w:p>
+    <w:p>
+      <w:pPr>
+        <w:pStyle w:val="ListParagraph"/>
+        <w:numPr>
+          <w:ilvl w:val="0"/>
+          <w:numId w:val="9"/>
+        </w:numPr>
+        <w:spacing w:after="40"/>
+      </w:pPr>
+      <w:r>
+        <w:rPr>
+          <w:rFonts w:ascii="Calibri" w:eastAsia="Calibri" w:hAnsi="Calibri" w:cs="Calibri"/>
+          <w:b/>
+          <w:bCs/>
+        </w:rPr>
+        <w:t>Strategy</w:t>
+      </w:r>
+      <w:r>
+        <w:rPr>
+          <w:rFonts w:ascii="Calibri" w:eastAsia="Calibri" w:hAnsi="Calibri" w:cs="Calibri"/>
+          <w:b/>
+          <w:bCs/>
+          <w:color w:val="12403D"/>
+        </w:rPr>
+        <w:t xml:space="preserve"> </w:t>
+      </w:r>
+      <w:r>
+        <w:rPr>
+          <w:rFonts w:ascii="Calibri" w:eastAsia="Calibri" w:hAnsi="Calibri" w:cs="Calibri"/>
+          <w:b/>
+          <w:bCs/>
+          <w:color w:val="12403D"/>
+        </w:rPr>
+        <w:t>-</w:t>
+      </w:r>
+      <w:r>
+        <w:rPr>
+          <w:rFonts w:ascii="Calibri" w:eastAsia="Calibri" w:hAnsi="Calibri" w:cs="Calibri"/>
+          <w:b/>
+          <w:bCs/>
+          <w:color w:val="12403D"/>
+        </w:rPr>
+        <w:t xml:space="preserve"> </w:t>
+      </w:r>
+      <w:r>
+        <w:rPr>
+          <w:rFonts w:ascii="Calibri" w:eastAsia="Calibri" w:hAnsi="Calibri" w:cs="Calibri"/>
+          <w:color w:val="222222"/>
+        </w:rPr>
+        <w:t>authored a two-phase roadmap balancing near-term revenue in established markets with long-term entry into high-competition, high-cost regions</w:t>
+      </w:r>
+    </w:p>
+    <w:p>
+      <w:pPr>
+        <w:spacing w:after="40"/>
+      </w:pPr>
+      <w:r>
+        <w:rPr>
+          <w:b/>
+          <w:bCs/>
+        </w:rPr>
+        <w:t>Intergenerational Web Platform, “InterGen” | Web Development Project</w:t>
+      </w:r>
+    </w:p>
+    <w:p>
+      <w:pPr>
+        <w:spacing w:after="80"/>
+      </w:pPr>
+      <w:r>
+        <w:rPr>
+          <w:i/>
+          <w:iCs/>
+          <w:sz w:val="20"/>
+          <w:szCs w:val="20"/>
+        </w:rPr>
+        <w:t>October 2025 - February 2026</w:t>
+      </w:r>
+    </w:p>
+    <w:p>
+      <w:pPr>
+        <w:pStyle w:val="ListParagraph"/>
+        <w:numPr>
+          <w:ilvl w:val="0"/>
+          <w:numId w:val="8"/>
+        </w:numPr>
+        <w:spacing w:after="80"/>
+      </w:pPr>
+      <w:r>
+        <w:rPr>
+          <w:rFonts w:ascii="Calibri" w:eastAsia="Calibri" w:hAnsi="Calibri" w:cs="Calibri"/>
+          <w:b/>
+          <w:bCs/>
+        </w:rPr>
+        <w:t xml:space="preserve">Team Lead </w:t>
+      </w:r>
+      <w:r>
+        <w:rPr>
+          <w:rFonts w:ascii="Calibri" w:eastAsia="Calibri" w:hAnsi="Calibri" w:cs="Calibri"/>
+          <w:b/>
+          <w:bCs/>
+          <w:color w:val="12403D"/>
+        </w:rPr>
+        <w:t>-</w:t>
+      </w:r>
+      <w:r>
+        <w:rPr>
+          <w:rFonts w:ascii="Calibri" w:eastAsia="Calibri" w:hAnsi="Calibri" w:cs="Calibri"/>
+          <w:b/>
+          <w:bCs/>
+          <w:color w:val="12403D"/>
+        </w:rPr>
+        <w:t xml:space="preserve"> </w:t>
+      </w:r>
+      <w:r>
+        <w:rPr>
+          <w:rFonts w:ascii="Calibri" w:eastAsia="Calibri" w:hAnsi="Calibri" w:cs="Calibri"/>
+          <w:color w:val="222222"/>
+        </w:rPr>
+        <w:t>led a 5-member team to build a full-stack application addressing generational gaps in Singapore</w:t>
+      </w:r>
+      <w:r>
+        <w:t xml:space="preserve"> </w:t>
+      </w:r>
+    </w:p>
+    <w:p>
+      <w:pPr>
+        <w:pStyle w:val="ListParagraph"/>
+        <w:numPr>
+          <w:ilvl w:val="0"/>
+          <w:numId w:val="8"/>
+        </w:numPr>
+        <w:spacing w:after="80"/>
+      </w:pPr>
+      <w:r>
+        <w:rPr>
+          <w:rFonts w:ascii="Calibri" w:eastAsia="Calibri" w:hAnsi="Calibri" w:cs="Calibri"/>
+          <w:b/>
+          <w:bCs/>
+        </w:rPr>
+        <w:t xml:space="preserve">Feature Development </w:t>
+      </w:r>
+      <w:r>
+        <w:rPr>
+          <w:rFonts w:ascii="Calibri" w:eastAsia="Calibri" w:hAnsi="Calibri" w:cs="Calibri"/>
+          <w:b/>
+          <w:bCs/>
+          <w:color w:val="12403D"/>
+        </w:rPr>
+        <w:t>-</w:t>
+      </w:r>
+      <w:r>
+        <w:rPr>
+          <w:rFonts w:ascii="Calibri" w:eastAsia="Calibri" w:hAnsi="Calibri" w:cs="Calibri"/>
+          <w:b/>
+          <w:bCs/>
+          <w:color w:val="12403D"/>
+        </w:rPr>
+        <w:t xml:space="preserve"> </w:t>
+      </w:r>
+      <w:r>
+        <w:rPr>
+          <w:rFonts w:ascii="Calibri" w:eastAsia="Calibri" w:hAnsi="Calibri" w:cs="Calibri"/>
+          <w:color w:val="222222"/>
+        </w:rPr>
+        <w:t>architected a Profile Management system with complete CRUD operations and age-appropriate UI/UX</w:t>
+      </w:r>
+      <w:r>
+        <w:t xml:space="preserve"> </w:t>
+      </w:r>
+    </w:p>
+    <w:p>
+      <w:pPr>
+        <w:pStyle w:val="ListParagraph"/>
+        <w:numPr>
+          <w:ilvl w:val="0"/>
+          <w:numId w:val="8"/>
+        </w:numPr>
+        <w:spacing w:after="26"/>
+        <w:contextualSpacing w:val="0"/>
+      </w:pPr>
+      <w:r>
+        <w:rPr>
+          <w:rFonts w:ascii="Calibri" w:eastAsia="Calibri" w:hAnsi="Calibri" w:cs="Calibri"/>
+          <w:b/>
+          <w:bCs/>
+        </w:rPr>
+        <w:t xml:space="preserve">Database Design </w:t>
+      </w:r>
+      <w:r>
+        <w:rPr>
+          <w:rFonts w:ascii="Calibri" w:eastAsia="Calibri" w:hAnsi="Calibri" w:cs="Calibri"/>
+          <w:b/>
+          <w:bCs/>
+          <w:color w:val="12403D"/>
+        </w:rPr>
+        <w:t>-</w:t>
+      </w:r>
+      <w:r>
+        <w:rPr>
+          <w:rFonts w:ascii="Calibri" w:eastAsia="Calibri" w:hAnsi="Calibri" w:cs="Calibri"/>
+          <w:b/>
+          <w:bCs/>
+          <w:color w:val="12403D"/>
+        </w:rPr>
+        <w:t xml:space="preserve"> </w:t>
+      </w:r>
+      <w:r>
+        <w:rPr>
+          <w:rFonts w:ascii="Calibri" w:eastAsia="Calibri" w:hAnsi="Calibri" w:cs="Calibri"/>
+          <w:color w:val="222222"/>
+        </w:rPr>
+        <w:t>designed a SQLAlchemy database schema to support efficient user and friend management.</w:t>
+      </w:r>
+    </w:p>
+    <w:p>
+      <w:pPr>
+        <w:pBdr>
+          <w:bottom w:val="single" w:sz="8" w:space="1" w:color="1F4788"/>
+        </w:pBdr>
+        <w:spacing w:after="120"/>
+      </w:pPr>
+    </w:p>
+    <w:p>
+      <w:pPr>
+        <w:pBdr>
+          <w:bottom w:val="single" w:sz="8" w:space="1" w:color="1F4788"/>
+        </w:pBdr>
+        <w:spacing w:after="120"/>
+        <w:rPr>
+          <w:b/>
+          <w:bCs/>
+          <w:color w:val="0070C0"/>
+        </w:rPr>
+      </w:pPr>
+      <w:r>
+        <w:rPr>
+          <w:b/>
+          <w:bCs/>
+          <w:color w:val="0070C0"/>
+        </w:rPr>
+        <w:t>SKILLS</w:t>
+      </w:r>
+    </w:p>
+    <w:p>
+      <w:pPr>
+        <w:spacing w:after="80"/>
+        <w:rPr>
+          <w:b/>
+          <w:bCs/>
+        </w:rPr>
+      </w:pPr>
+      <w:r>
+        <w:rPr>
+          <w:b/>
+          <w:bCs/>
+        </w:rPr>
+        <w:t>Technical</w:t>
       </w:r>
     </w:p>
     <w:p>
@@ -115,7 +800,13 @@
         <w:contextualSpacing w:val="0"/>
       </w:pPr>
       <w:r>
-        <w:t>Programming Languages: Python, JavaScript (ES6), HTML5, CSS3, SQL</w:t>
+        <w:t>Programming Languages:</w:t>
+      </w:r>
+      <w:r>
+        <w:t xml:space="preserve"> </w:t>
+      </w:r>
+      <w:r>
+        <w:t>Python, JavaScript (ES6), HTML5, CSS3, SQL</w:t>
       </w:r>
     </w:p>
     <w:p>
@@ -143,6 +834,7 @@
         <w:contextualSpacing w:val="0"/>
       </w:pPr>
       <w:r>
+        <w:lastRenderedPageBreak/>
         <w:t>Databases: SQLite, MySQL, MongoDB</w:t>
       </w:r>
     </w:p>
@@ -176,39 +868,19 @@
     </w:p>
     <w:p>
       <w:pPr>
-        <w:pBdr>
-          <w:bottom w:val="single" w:sz="8" w:space="1" w:color="1F4788"/>
-        </w:pBdr>
-        <w:spacing w:after="120"/>
-      </w:pPr>
-      <w:r>
-        <w:t>PROJECT EXPERIENCE</w:t>
-      </w:r>
-    </w:p>
-    <w:p>
-      <w:pPr>
-        <w:spacing w:after="40"/>
-      </w:pPr>
-      <w:r>
-        <w:rPr>
-          <w:b/>
-          <w:bCs/>
-        </w:rPr>
-        <w:t>Intergenerational Web Platform | Web Development Project</w:t>
-      </w:r>
-    </w:p>
-    <w:p>
-      <w:pPr>
-        <w:spacing w:after="80"/>
-      </w:pPr>
-      <w:r>
-        <w:rPr>
-          <w:i/>
-          <w:iCs/>
-          <w:sz w:val="20"/>
-          <w:szCs w:val="20"/>
-        </w:rPr>
-        <w:t>Nanyang Polytechnic | October 2025 - February 2026</w:t>
+        <w:spacing w:after="200"/>
+        <w:ind w:left="360"/>
+        <w:rPr>
+          <w:b/>
+          <w:bCs/>
+        </w:rPr>
+      </w:pPr>
+      <w:r>
+        <w:rPr>
+          <w:b/>
+          <w:bCs/>
+        </w:rPr>
+        <w:t>Soft</w:t>
       </w:r>
     </w:p>
     <w:p>
@@ -220,23 +892,13 @@
         </w:numPr>
         <w:spacing w:after="80"/>
         <w:contextualSpacing w:val="0"/>
-      </w:pPr>
-      <w:r>
-        <w:rPr>
-          <w:b/>
-          <w:bCs/>
-        </w:rPr>
-        <w:t>Led a team of 5 members</w:t>
-      </w:r>
-      <w:r>
-        <w:t xml:space="preserve"> to develop a full-stack web application addressing the generational gap between youths and seniors in Singapore, coordinating sprint planning, code reviews, and milestone deliveries using </w:t>
-      </w:r>
-      <w:r>
-        <w:rPr>
-          <w:b/>
-          <w:bCs/>
-        </w:rPr>
-        <w:t>Agile methodology</w:t>
+        <w:rPr>
+          <w:b/>
+          <w:bCs/>
+        </w:rPr>
+      </w:pPr>
+      <w:r>
+        <w:t>Collaborative Teamwork</w:t>
       </w:r>
     </w:p>
     <w:p>
@@ -248,36 +910,13 @@
         </w:numPr>
         <w:spacing w:after="80"/>
         <w:contextualSpacing w:val="0"/>
-      </w:pPr>
-      <w:r>
-        <w:t xml:space="preserve">Architected and implemented </w:t>
-      </w:r>
-      <w:r>
-        <w:rPr>
-          <w:b/>
-          <w:bCs/>
-        </w:rPr>
-        <w:t>Profile Management</w:t>
-      </w:r>
-      <w:r>
-        <w:t xml:space="preserve"> system with complete </w:t>
-      </w:r>
-      <w:r>
-        <w:rPr>
-          <w:b/>
-          <w:bCs/>
-        </w:rPr>
-        <w:t>CRUD operations</w:t>
-      </w:r>
-      <w:r>
-        <w:t xml:space="preserve">, enabling personalised user experiences for both youths and seniors with age-appropriate </w:t>
-      </w:r>
-      <w:r>
-        <w:rPr>
-          <w:b/>
-          <w:bCs/>
-        </w:rPr>
-        <w:t>UI/UX considerations</w:t>
+        <w:rPr>
+          <w:b/>
+          <w:bCs/>
+        </w:rPr>
+      </w:pPr>
+      <w:r>
+        <w:t>Communications</w:t>
       </w:r>
     </w:p>
     <w:p>
@@ -289,39 +928,13 @@
         </w:numPr>
         <w:spacing w:after="80"/>
         <w:contextualSpacing w:val="0"/>
-      </w:pPr>
-      <w:r>
-        <w:t xml:space="preserve">Designed and developed </w:t>
-      </w:r>
-      <w:r>
-        <w:rPr>
-          <w:b/>
-          <w:bCs/>
-        </w:rPr>
-        <w:t>Friends Feature</w:t>
-      </w:r>
-      <w:r>
-        <w:t xml:space="preserve"> to facilitate safe, meaningful connections by implementing </w:t>
-      </w:r>
-      <w:r>
-        <w:rPr>
-          <w:b/>
-          <w:bCs/>
-        </w:rPr>
-        <w:t>friend request workflows</w:t>
-      </w:r>
-      <w:r>
-        <w:t xml:space="preserve"> and </w:t>
-      </w:r>
-      <w:r>
-        <w:rPr>
-          <w:b/>
-          <w:bCs/>
-        </w:rPr>
-        <w:t>privacy controls</w:t>
-      </w:r>
-      <w:r>
-        <w:t xml:space="preserve"> that limit direct messaging to verified connections only</w:t>
+        <w:rPr>
+          <w:b/>
+          <w:bCs/>
+        </w:rPr>
+      </w:pPr>
+      <w:r>
+        <w:t>Strategic Problem-Solving</w:t>
       </w:r>
     </w:p>
     <w:p>
@@ -333,49 +946,367 @@
         </w:numPr>
         <w:spacing w:after="80"/>
         <w:contextualSpacing w:val="0"/>
-      </w:pPr>
-      <w:r>
-        <w:t xml:space="preserve">Applied </w:t>
-      </w:r>
-      <w:r>
-        <w:rPr>
-          <w:b/>
-          <w:bCs/>
-        </w:rPr>
-        <w:t>Object-Oriented Programming (OOP)</w:t>
-      </w:r>
-      <w:r>
-        <w:t xml:space="preserve"> principles to create maintainable </w:t>
-      </w:r>
-      <w:r>
-        <w:rPr>
-          <w:b/>
-          <w:bCs/>
-        </w:rPr>
-        <w:t>Python classes</w:t>
-      </w:r>
-      <w:r>
-        <w:t xml:space="preserve"> for </w:t>
-      </w:r>
-      <w:r>
-        <w:rPr>
-          <w:b/>
-          <w:bCs/>
-        </w:rPr>
-        <w:t>User, Profile, and Friends</w:t>
-      </w:r>
-      <w:r>
-        <w:t xml:space="preserve"> models with robust </w:t>
-      </w:r>
-      <w:r>
-        <w:rPr>
-          <w:b/>
-          <w:bCs/>
-        </w:rPr>
-        <w:t>data validation</w:t>
-      </w:r>
-      <w:r>
-        <w:t xml:space="preserve"> and error handling</w:t>
+        <w:rPr>
+          <w:b/>
+          <w:bCs/>
+        </w:rPr>
+      </w:pPr>
+      <w:r>
+        <w:t>Adaptability</w:t>
+      </w:r>
+    </w:p>
+    <w:p>
+      <w:pPr>
+        <w:pStyle w:val="ListParagraph"/>
+        <w:spacing w:after="80"/>
+        <w:contextualSpacing w:val="0"/>
+        <w:rPr>
+          <w:b/>
+          <w:bCs/>
+        </w:rPr>
+      </w:pPr>
+    </w:p>
+    <w:p>
+      <w:pPr>
+        <w:pBdr>
+          <w:bottom w:val="single" w:sz="8" w:space="1" w:color="1F4788"/>
+        </w:pBdr>
+        <w:spacing w:after="120"/>
+        <w:rPr>
+          <w:b/>
+          <w:bCs/>
+          <w:color w:val="0070C0"/>
+        </w:rPr>
+      </w:pPr>
+      <w:r>
+        <w:rPr>
+          <w:b/>
+          <w:bCs/>
+          <w:color w:val="0070C0"/>
+        </w:rPr>
+        <w:t>EDUCATION</w:t>
+      </w:r>
+    </w:p>
+    <w:p>
+      <w:pPr>
+        <w:spacing w:after="40"/>
+      </w:pPr>
+      <w:r>
+        <w:rPr>
+          <w:b/>
+          <w:bCs/>
+        </w:rPr>
+        <w:t>Nanyang Polytechnic</w:t>
+      </w:r>
+    </w:p>
+    <w:p>
+      <w:pPr>
+        <w:spacing w:after="40"/>
+        <w:rPr>
+          <w:i/>
+          <w:iCs/>
+        </w:rPr>
+      </w:pPr>
+      <w:r>
+        <w:rPr>
+          <w:i/>
+          <w:iCs/>
+        </w:rPr>
+        <w:t xml:space="preserve">Diploma in Business &amp; Financial Technology  </w:t>
+      </w:r>
+    </w:p>
+    <w:p>
+      <w:pPr>
+        <w:spacing w:after="40"/>
+        <w:rPr>
+          <w:i/>
+          <w:iCs/>
+        </w:rPr>
+      </w:pPr>
+      <w:r>
+        <w:rPr>
+          <w:i/>
+          <w:iCs/>
+        </w:rPr>
+        <w:t>GPA: 4.0 / 4.0</w:t>
+      </w:r>
+    </w:p>
+    <w:p>
+      <w:pPr>
+        <w:spacing w:after="40"/>
+        <w:rPr>
+          <w:i/>
+          <w:iCs/>
+        </w:rPr>
+      </w:pPr>
+      <w:r>
+        <w:rPr>
+          <w:i/>
+          <w:iCs/>
+        </w:rPr>
+        <w:t>Director’s List: Y1S1, Y1S2</w:t>
+      </w:r>
+    </w:p>
+    <w:p>
+      <w:pPr>
+        <w:spacing w:after="40"/>
+        <w:rPr>
+          <w:i/>
+          <w:iCs/>
+        </w:rPr>
+      </w:pPr>
+      <w:r>
+        <w:rPr>
+          <w:i/>
+          <w:iCs/>
+        </w:rPr>
+        <w:t xml:space="preserve">Expected Graduation: April 2028 </w:t>
+      </w:r>
+    </w:p>
+    <w:p>
+      <w:pPr>
+        <w:spacing w:after="40"/>
+        <w:rPr>
+          <w:i/>
+          <w:iCs/>
+        </w:rPr>
+      </w:pPr>
+      <w:r>
+        <w:rPr>
+          <w:i/>
+          <w:iCs/>
+        </w:rPr>
+        <w:t xml:space="preserve"> </w:t>
+      </w:r>
+    </w:p>
+    <w:p>
+      <w:pPr>
+        <w:spacing w:after="40"/>
+      </w:pPr>
+      <w:r>
+        <w:rPr>
+          <w:b/>
+          <w:bCs/>
+        </w:rPr>
+        <w:t>Sembawang Secondary School</w:t>
+      </w:r>
+    </w:p>
+    <w:p>
+      <w:pPr>
+        <w:spacing w:after="40"/>
+        <w:rPr>
+          <w:i/>
+          <w:iCs/>
+        </w:rPr>
+      </w:pPr>
+      <w:r>
+        <w:rPr>
+          <w:i/>
+          <w:iCs/>
+        </w:rPr>
+        <w:t>O Levels</w:t>
+      </w:r>
+    </w:p>
+    <w:p>
+      <w:pPr>
+        <w:spacing w:after="40"/>
+      </w:pPr>
+      <w:r>
+        <w:rPr>
+          <w:i/>
+          <w:iCs/>
+        </w:rPr>
+        <w:t>Cohort Valedictorian</w:t>
+      </w:r>
+    </w:p>
+    <w:p>
+      <w:pPr>
+        <w:spacing w:after="200"/>
+        <w:rPr>
+          <w:i/>
+          <w:iCs/>
+        </w:rPr>
+      </w:pPr>
+      <w:r>
+        <w:rPr>
+          <w:i/>
+          <w:iCs/>
+        </w:rPr>
+        <w:t>Graduation: November 2024</w:t>
+      </w:r>
+    </w:p>
+    <w:p>
+      <w:pPr>
+        <w:spacing w:after="200"/>
+        <w:rPr>
+          <w:i/>
+          <w:iCs/>
+        </w:rPr>
+      </w:pPr>
+    </w:p>
+    <w:p>
+      <w:pPr>
+        <w:pBdr>
+          <w:bottom w:val="single" w:sz="8" w:space="1" w:color="1F4788"/>
+        </w:pBdr>
+        <w:spacing w:after="120"/>
+        <w:rPr>
+          <w:b/>
+          <w:bCs/>
+          <w:color w:val="0070C0"/>
+        </w:rPr>
+      </w:pPr>
+      <w:r>
+        <w:rPr>
+          <w:b/>
+          <w:bCs/>
+          <w:color w:val="0070C0"/>
+        </w:rPr>
+        <w:t>LEADERSHIP</w:t>
+      </w:r>
+    </w:p>
+    <w:p>
+      <w:pPr>
+        <w:spacing w:after="40"/>
+        <w:rPr>
+          <w:b/>
+          <w:bCs/>
+        </w:rPr>
+      </w:pPr>
+      <w:r>
+        <w:rPr>
+          <w:b/>
+          <w:bCs/>
+        </w:rPr>
+        <w:t xml:space="preserve">NYP Founder’s Club </w:t>
+      </w:r>
+      <w:r>
+        <w:rPr>
+          <w:b/>
+          <w:bCs/>
+        </w:rPr>
+        <w:t>-</w:t>
+      </w:r>
+      <w:r>
+        <w:rPr>
+          <w:b/>
+          <w:bCs/>
+        </w:rPr>
+        <w:t xml:space="preserve"> Sub-Committee | Nanyang Polytechnic</w:t>
+      </w:r>
+    </w:p>
+    <w:p>
+      <w:pPr>
+        <w:spacing w:after="40"/>
+      </w:pPr>
+      <w:r>
+        <w:t xml:space="preserve"> </w:t>
+      </w:r>
+      <w:r>
+        <w:rPr>
+          <w:i/>
+          <w:iCs/>
+        </w:rPr>
+        <w:t xml:space="preserve">Marketing | </w:t>
+      </w:r>
+      <w:r>
+        <w:t>202</w:t>
+      </w:r>
+      <w:r>
+        <w:t>6-Present</w:t>
+      </w:r>
+    </w:p>
+    <w:p>
+      <w:pPr>
+        <w:pStyle w:val="ListParagraph"/>
+        <w:numPr>
+          <w:ilvl w:val="0"/>
+          <w:numId w:val="12"/>
+        </w:numPr>
+        <w:spacing w:after="40"/>
+        <w:rPr>
+          <w:b/>
+          <w:bCs/>
+        </w:rPr>
+      </w:pPr>
+      <w:r>
+        <w:t>Storyboarding, scene-by-scene instructions, and help out with filming the content that is going to be posted on social media like Instagram and TikTok.</w:t>
+      </w:r>
+    </w:p>
+    <w:p>
+      <w:pPr>
+        <w:spacing w:after="40"/>
+      </w:pPr>
+      <w:r>
+        <w:rPr>
+          <w:b/>
+          <w:bCs/>
+        </w:rPr>
+        <w:t>Student Council Executive Committee (EXCO)</w:t>
+      </w:r>
+      <w:r>
+        <w:rPr>
+          <w:b/>
+          <w:bCs/>
+        </w:rPr>
+        <w:t xml:space="preserve"> | Sembawang Secondary School</w:t>
+      </w:r>
+      <w:r>
+        <w:br/>
+      </w:r>
+      <w:r>
+        <w:rPr>
+          <w:i/>
+          <w:iCs/>
+        </w:rPr>
+        <w:t>Deputy Head of Compliance</w:t>
+      </w:r>
+      <w:r>
+        <w:t xml:space="preserve"> | 2023</w:t>
+      </w:r>
+      <w:r>
+        <w:t>-2024</w:t>
+      </w:r>
+    </w:p>
+    <w:p>
+      <w:pPr>
+        <w:numPr>
+          <w:ilvl w:val="0"/>
+          <w:numId w:val="2"/>
+        </w:numPr>
+        <w:spacing w:after="40"/>
+      </w:pPr>
+      <w:r>
+        <w:t>Managed student discipline and compliance standards, coordinating team responsibilities and improving duty attendance rates through accountability measures.</w:t>
+      </w:r>
+    </w:p>
+    <w:p>
+      <w:pPr>
+        <w:pBdr>
+          <w:bottom w:val="single" w:sz="8" w:space="1" w:color="1F4788"/>
+        </w:pBdr>
+        <w:spacing w:after="120"/>
+      </w:pPr>
+    </w:p>
+    <w:p>
+      <w:pPr>
+        <w:pBdr>
+          <w:bottom w:val="single" w:sz="8" w:space="1" w:color="1F4788"/>
+        </w:pBdr>
+        <w:spacing w:after="120"/>
+        <w:rPr>
+          <w:b/>
+          <w:bCs/>
+          <w:color w:val="0070C0"/>
+        </w:rPr>
+      </w:pPr>
+      <w:r>
+        <w:rPr>
+          <w:b/>
+          <w:bCs/>
+          <w:color w:val="0070C0"/>
+        </w:rPr>
+        <w:t>CERTIFICATIONS</w:t>
       </w:r>
     </w:p>
     <w:p>
@@ -389,33 +1320,7 @@
         <w:contextualSpacing w:val="0"/>
       </w:pPr>
       <w:r>
-        <w:t xml:space="preserve">Designed </w:t>
-      </w:r>
-      <w:proofErr w:type="spellStart"/>
-      <w:r>
-        <w:rPr>
-          <w:b/>
-          <w:bCs/>
-        </w:rPr>
-        <w:t>SQLAlchemy</w:t>
-      </w:r>
-      <w:proofErr w:type="spellEnd"/>
-      <w:r>
-        <w:rPr>
-          <w:b/>
-          <w:bCs/>
-        </w:rPr>
-        <w:t xml:space="preserve"> database schema</w:t>
-      </w:r>
-      <w:r>
-        <w:t xml:space="preserve"> with normalised tables and foreign key relationships to support efficient </w:t>
-      </w:r>
-      <w:r>
-        <w:rPr>
-          <w:b/>
-          <w:bCs/>
-        </w:rPr>
-        <w:t>user profile and friend connection management</w:t>
+        <w:t>User Experience Design Fundamentals - IBM, 2025</w:t>
       </w:r>
     </w:p>
     <w:p>
@@ -429,581 +1334,7 @@
         <w:contextualSpacing w:val="0"/>
       </w:pPr>
       <w:r>
-        <w:t xml:space="preserve">Built and </w:t>
-      </w:r>
-      <w:r>
-        <w:rPr>
-          <w:b/>
-          <w:bCs/>
-        </w:rPr>
-        <w:t>shipped responsive user-facing features</w:t>
-      </w:r>
-      <w:r>
-        <w:t xml:space="preserve"> using Bootstrap and Jinja2, ensuring accessibility and seamless mobile experience</w:t>
-      </w:r>
-    </w:p>
-    <w:p>
-      <w:pPr>
-        <w:spacing w:after="80"/>
-      </w:pPr>
-    </w:p>
-    <w:p>
-      <w:pPr>
-        <w:spacing w:after="80"/>
-        <w:rPr>
-          <w:b/>
-          <w:bCs/>
-        </w:rPr>
-      </w:pPr>
-      <w:r>
-        <w:rPr>
-          <w:b/>
-          <w:bCs/>
-        </w:rPr>
-        <w:t>NYP Floorball Website | UX Design &amp; Web Development Assignment</w:t>
-      </w:r>
-    </w:p>
-    <w:p>
-      <w:pPr>
-        <w:spacing w:after="80"/>
-      </w:pPr>
-      <w:r>
-        <w:rPr>
-          <w:i/>
-          <w:iCs/>
-          <w:sz w:val="20"/>
-          <w:szCs w:val="20"/>
-        </w:rPr>
-        <w:t xml:space="preserve">Nanyang Polytechnic | </w:t>
-      </w:r>
-      <w:r>
-        <w:rPr>
-          <w:i/>
-          <w:iCs/>
-          <w:sz w:val="20"/>
-          <w:szCs w:val="20"/>
-        </w:rPr>
-        <w:t xml:space="preserve">June 2025 – August 2025 </w:t>
-      </w:r>
-    </w:p>
-    <w:p>
-      <w:pPr>
-        <w:pStyle w:val="ListParagraph"/>
-        <w:numPr>
-          <w:ilvl w:val="0"/>
-          <w:numId w:val="1"/>
-        </w:numPr>
-        <w:spacing w:after="80" w:line="276" w:lineRule="auto"/>
-      </w:pPr>
-      <w:r>
-        <w:rPr>
-          <w:b/>
-          <w:bCs/>
-        </w:rPr>
-        <w:t>Collaborated</w:t>
-      </w:r>
-      <w:r>
-        <w:t xml:space="preserve"> with a teammate to </w:t>
-      </w:r>
-      <w:r>
-        <w:rPr>
-          <w:b/>
-          <w:bCs/>
-        </w:rPr>
-        <w:t>design and develop</w:t>
-      </w:r>
-      <w:r>
-        <w:t xml:space="preserve"> a promotional website to increase </w:t>
-      </w:r>
-      <w:r>
-        <w:rPr>
-          <w:b/>
-          <w:bCs/>
-        </w:rPr>
-        <w:t>student engagement and recruitment</w:t>
-      </w:r>
-    </w:p>
-    <w:p>
-      <w:pPr>
-        <w:pStyle w:val="ListParagraph"/>
-        <w:numPr>
-          <w:ilvl w:val="0"/>
-          <w:numId w:val="1"/>
-        </w:numPr>
-        <w:spacing w:after="80" w:line="276" w:lineRule="auto"/>
-      </w:pPr>
-      <w:r>
-        <w:rPr>
-          <w:b/>
-          <w:bCs/>
-        </w:rPr>
-        <w:t>Designed</w:t>
-      </w:r>
-      <w:r>
-        <w:t xml:space="preserve"> the homepage with a clear </w:t>
-      </w:r>
-      <w:r>
-        <w:rPr>
-          <w:b/>
-          <w:bCs/>
-        </w:rPr>
-        <w:t>content hierarchy</w:t>
-      </w:r>
-      <w:r>
-        <w:t>, featuring real-time updates and upcoming match information</w:t>
-      </w:r>
-    </w:p>
-    <w:p>
-      <w:pPr>
-        <w:pStyle w:val="ListParagraph"/>
-        <w:numPr>
-          <w:ilvl w:val="0"/>
-          <w:numId w:val="1"/>
-        </w:numPr>
-        <w:spacing w:after="80" w:line="276" w:lineRule="auto"/>
-      </w:pPr>
-      <w:r>
-        <w:t>Structured the main content to present the CCA overview, achievements, and training schedule for prospective members</w:t>
-      </w:r>
-    </w:p>
-    <w:p>
-      <w:pPr>
-        <w:pStyle w:val="ListParagraph"/>
-        <w:numPr>
-          <w:ilvl w:val="0"/>
-          <w:numId w:val="1"/>
-        </w:numPr>
-        <w:spacing w:after="80" w:line="276" w:lineRule="auto"/>
-      </w:pPr>
-      <w:r>
-        <w:rPr>
-          <w:b/>
-          <w:bCs/>
-        </w:rPr>
-        <w:lastRenderedPageBreak/>
-        <w:t>Implemented a sign-up form</w:t>
-      </w:r>
-      <w:r>
-        <w:t xml:space="preserve"> to streamline interest registration and improve accessibility</w:t>
-      </w:r>
-    </w:p>
-    <w:p>
-      <w:pPr>
-        <w:pStyle w:val="ListParagraph"/>
-        <w:numPr>
-          <w:ilvl w:val="0"/>
-          <w:numId w:val="1"/>
-        </w:numPr>
-        <w:spacing w:after="80" w:line="276" w:lineRule="auto"/>
-      </w:pPr>
-      <w:r>
-        <w:t xml:space="preserve">Applied </w:t>
-      </w:r>
-      <w:r>
-        <w:rPr>
-          <w:b/>
-          <w:bCs/>
-        </w:rPr>
-        <w:t>UX principles</w:t>
-      </w:r>
-      <w:r>
-        <w:t xml:space="preserve"> to ensure a purposeful, intuitive, and user-friendly experience for both existing players and new recruits</w:t>
-      </w:r>
-    </w:p>
-    <w:p>
-      <w:pPr>
-        <w:pBdr>
-          <w:bottom w:val="single" w:sz="8" w:space="1" w:color="1F4788"/>
-        </w:pBdr>
-        <w:spacing w:after="120"/>
-      </w:pPr>
-      <w:r>
-        <w:t>CO-CURRICULAR ACTIVITIES</w:t>
-      </w:r>
-    </w:p>
-    <w:p>
-      <w:pPr>
-        <w:spacing w:after="40"/>
-      </w:pPr>
-      <w:r>
-        <w:rPr>
-          <w:b/>
-          <w:bCs/>
-        </w:rPr>
-        <w:t>Student Council Executive Committee (EXCO)</w:t>
-      </w:r>
-      <w:r>
-        <w:rPr>
-          <w:b/>
-          <w:bCs/>
-        </w:rPr>
-        <w:t xml:space="preserve"> | Sembawang Secondary School</w:t>
-      </w:r>
-      <w:r>
-        <w:br/>
-      </w:r>
-      <w:r>
-        <w:rPr>
-          <w:i/>
-          <w:iCs/>
-        </w:rPr>
-        <w:t>Deputy Head of Compliance</w:t>
-      </w:r>
-      <w:r>
-        <w:t xml:space="preserve"> | 2023</w:t>
-      </w:r>
-      <w:r>
-        <w:t>-2024</w:t>
-      </w:r>
-    </w:p>
-    <w:p>
-      <w:pPr>
-        <w:numPr>
-          <w:ilvl w:val="0"/>
-          <w:numId w:val="2"/>
-        </w:numPr>
-        <w:spacing w:after="40"/>
-      </w:pPr>
-      <w:r>
-        <w:t xml:space="preserve">Oversaw </w:t>
-      </w:r>
-      <w:r>
-        <w:rPr>
-          <w:b/>
-          <w:bCs/>
-        </w:rPr>
-        <w:t>student discipline and compliance</w:t>
-      </w:r>
-      <w:r>
-        <w:t>, ensuring councillors upheld high standards as role models within the school</w:t>
-      </w:r>
-    </w:p>
-    <w:p>
-      <w:pPr>
-        <w:numPr>
-          <w:ilvl w:val="0"/>
-          <w:numId w:val="2"/>
-        </w:numPr>
-        <w:spacing w:after="40"/>
-      </w:pPr>
-      <w:r>
-        <w:t xml:space="preserve">Planned and executed </w:t>
-      </w:r>
-      <w:r>
-        <w:rPr>
-          <w:b/>
-          <w:bCs/>
-        </w:rPr>
-        <w:t>duty rosters and responsibilities</w:t>
-      </w:r>
-      <w:r>
-        <w:t>, coordinating teams for daily school operations</w:t>
-      </w:r>
-    </w:p>
-    <w:p>
-      <w:pPr>
-        <w:numPr>
-          <w:ilvl w:val="0"/>
-          <w:numId w:val="2"/>
-        </w:numPr>
-        <w:spacing w:after="40"/>
-      </w:pPr>
-      <w:r>
-        <w:t xml:space="preserve">Significantly improved </w:t>
-      </w:r>
-      <w:r>
-        <w:rPr>
-          <w:b/>
-          <w:bCs/>
-        </w:rPr>
-        <w:t>duty attendance rates</w:t>
-      </w:r>
-      <w:r>
-        <w:t xml:space="preserve"> by enforcing accountability measures and clear communication, ensuring consistent participation compared to previous years</w:t>
-      </w:r>
-    </w:p>
-    <w:p>
-      <w:pPr>
-        <w:numPr>
-          <w:ilvl w:val="0"/>
-          <w:numId w:val="2"/>
-        </w:numPr>
-        <w:spacing w:after="40"/>
-      </w:pPr>
-      <w:r>
-        <w:t>Worked closely with fellow EXCO members and teachers to support school-wide initiatives and events</w:t>
-      </w:r>
-    </w:p>
-    <w:p>
-      <w:pPr>
-        <w:spacing w:after="40"/>
-      </w:pPr>
-      <w:r>
-        <w:rPr>
-          <w:b/>
-          <w:bCs/>
-        </w:rPr>
-        <w:t>Student Council Member</w:t>
-      </w:r>
-      <w:r>
-        <w:t xml:space="preserve"> | 2022 – 2023</w:t>
-      </w:r>
-    </w:p>
-    <w:p>
-      <w:pPr>
-        <w:numPr>
-          <w:ilvl w:val="0"/>
-          <w:numId w:val="3"/>
-        </w:numPr>
-        <w:spacing w:after="40"/>
-      </w:pPr>
-      <w:r>
-        <w:t>Represented the student body and supported the planning and execution of school events and daily duties</w:t>
-      </w:r>
-    </w:p>
-    <w:p>
-      <w:pPr>
-        <w:spacing w:after="40"/>
-      </w:pPr>
-      <w:r>
-        <w:rPr>
-          <w:b/>
-          <w:bCs/>
-        </w:rPr>
-        <w:t>National Cadet Corps (NCC – Sea)</w:t>
-      </w:r>
-      <w:r>
-        <w:rPr>
-          <w:b/>
-          <w:bCs/>
-        </w:rPr>
-        <w:t xml:space="preserve"> | Sembawang Secondary School</w:t>
-      </w:r>
-      <w:r>
-        <w:br/>
-      </w:r>
-      <w:r>
-        <w:rPr>
-          <w:i/>
-          <w:iCs/>
-        </w:rPr>
-        <w:t>Alpha IC</w:t>
-      </w:r>
-      <w:r>
-        <w:t xml:space="preserve"> | 2023</w:t>
-      </w:r>
-      <w:r>
-        <w:t>-2024</w:t>
-      </w:r>
-    </w:p>
-    <w:p>
-      <w:pPr>
-        <w:numPr>
-          <w:ilvl w:val="0"/>
-          <w:numId w:val="4"/>
-        </w:numPr>
-        <w:spacing w:after="40"/>
-      </w:pPr>
-      <w:r>
-        <w:t xml:space="preserve">Led and mentored </w:t>
-      </w:r>
-      <w:r>
-        <w:rPr>
-          <w:b/>
-          <w:bCs/>
-        </w:rPr>
-        <w:t>Secondary 1 cadets</w:t>
-      </w:r>
-      <w:r>
-        <w:t>, guiding their development into disciplined and competent senior cadets</w:t>
-      </w:r>
-    </w:p>
-    <w:p>
-      <w:pPr>
-        <w:numPr>
-          <w:ilvl w:val="0"/>
-          <w:numId w:val="4"/>
-        </w:numPr>
-        <w:spacing w:after="40"/>
-      </w:pPr>
-      <w:r>
-        <w:t xml:space="preserve">Conducted training sessions covering </w:t>
-      </w:r>
-      <w:r>
-        <w:rPr>
-          <w:b/>
-          <w:bCs/>
-        </w:rPr>
-        <w:t>drills, seamanship knowledge, and physical training</w:t>
-      </w:r>
-      <w:r>
-        <w:t>, fostering teamwork, discipline, and resilience</w:t>
-      </w:r>
-    </w:p>
-    <w:p>
-      <w:pPr>
-        <w:numPr>
-          <w:ilvl w:val="0"/>
-          <w:numId w:val="4"/>
-        </w:numPr>
-        <w:spacing w:after="40"/>
-      </w:pPr>
-      <w:r>
-        <w:t>Served as the primary point-of-contact for cadet welfare, performance, and discipline within the Alpha group</w:t>
-      </w:r>
-    </w:p>
-    <w:p>
-      <w:pPr>
-        <w:spacing w:after="40"/>
-      </w:pPr>
-      <w:r>
-        <w:rPr>
-          <w:b/>
-          <w:bCs/>
-        </w:rPr>
-        <w:t>NCC Member</w:t>
-      </w:r>
-      <w:r>
-        <w:t xml:space="preserve"> | 2021 – 2023</w:t>
-      </w:r>
-    </w:p>
-    <w:p>
-      <w:pPr>
-        <w:numPr>
-          <w:ilvl w:val="0"/>
-          <w:numId w:val="5"/>
-        </w:numPr>
-        <w:spacing w:after="40"/>
-      </w:pPr>
-      <w:r>
-        <w:t>Participated actively in training, camps, and school events, developing discipline, leadership, and teamwork skills</w:t>
-      </w:r>
-    </w:p>
-    <w:p>
-      <w:pPr>
-        <w:spacing w:after="40"/>
-      </w:pPr>
-    </w:p>
-    <w:p>
-      <w:pPr>
-        <w:pBdr>
-          <w:bottom w:val="single" w:sz="8" w:space="1" w:color="1F4788"/>
-        </w:pBdr>
-        <w:spacing w:after="120"/>
-      </w:pPr>
-      <w:r>
-        <w:t>EDUCATION</w:t>
-      </w:r>
-    </w:p>
-    <w:p>
-      <w:pPr>
-        <w:spacing w:after="40"/>
-      </w:pPr>
-      <w:r>
-        <w:rPr>
-          <w:b/>
-          <w:bCs/>
-        </w:rPr>
-        <w:t>Nanyang Polytechnic</w:t>
-      </w:r>
-    </w:p>
-    <w:p>
-      <w:pPr>
-        <w:spacing w:after="40"/>
-        <w:rPr>
-          <w:i/>
-          <w:iCs/>
-        </w:rPr>
-      </w:pPr>
-      <w:r>
-        <w:rPr>
-          <w:i/>
-          <w:iCs/>
-        </w:rPr>
-        <w:t xml:space="preserve">Diploma in Business &amp; Financial Technology  </w:t>
-      </w:r>
-    </w:p>
-    <w:p>
-      <w:pPr>
-        <w:spacing w:after="40"/>
-        <w:rPr>
-          <w:i/>
-          <w:iCs/>
-        </w:rPr>
-      </w:pPr>
-      <w:r>
-        <w:rPr>
-          <w:i/>
-          <w:iCs/>
-        </w:rPr>
-        <w:t xml:space="preserve">Expected Graduation: April 2028  </w:t>
-      </w:r>
-    </w:p>
-    <w:p>
-      <w:pPr>
-        <w:spacing w:after="40"/>
-        <w:rPr>
-          <w:i/>
-          <w:iCs/>
-        </w:rPr>
-      </w:pPr>
-      <w:r>
-        <w:rPr>
-          <w:i/>
-          <w:iCs/>
-        </w:rPr>
-        <w:t>GPA: 4.0 / 4.0</w:t>
-      </w:r>
-    </w:p>
-    <w:p>
-      <w:pPr>
-        <w:spacing w:after="40"/>
-      </w:pPr>
-      <w:r>
-        <w:rPr>
-          <w:b/>
-          <w:bCs/>
-        </w:rPr>
-        <w:t>Sembawang Secondary School</w:t>
-      </w:r>
-    </w:p>
-    <w:p>
-      <w:pPr>
-        <w:spacing w:after="40"/>
-      </w:pPr>
-      <w:r>
-        <w:rPr>
-          <w:i/>
-          <w:iCs/>
-        </w:rPr>
-        <w:t>O Levels</w:t>
-      </w:r>
-    </w:p>
-    <w:p>
-      <w:pPr>
-        <w:spacing w:after="200"/>
-        <w:rPr>
-          <w:i/>
-          <w:iCs/>
-        </w:rPr>
-      </w:pPr>
-      <w:r>
-        <w:rPr>
-          <w:i/>
-          <w:iCs/>
-        </w:rPr>
-        <w:t>Graduation: November 2024</w:t>
-      </w:r>
-    </w:p>
-    <w:p>
-      <w:pPr>
-        <w:pBdr>
-          <w:bottom w:val="single" w:sz="8" w:space="1" w:color="1F4788"/>
-        </w:pBdr>
-        <w:spacing w:after="120"/>
-      </w:pPr>
-      <w:r>
-        <w:t>CERTIFICATIONS &amp; ACHIEVEMENTS</w:t>
+        <w:t>Web Development Fundamentals - IBM, 2025</w:t>
       </w:r>
     </w:p>
     <w:p>
@@ -1017,7 +1348,7 @@
         <w:contextualSpacing w:val="0"/>
       </w:pPr>
       <w:r>
-        <w:t>User Experience Design Fundamentals - IBM, 2025</w:t>
+        <w:t>Certified Entry-Level Python Programmer - Python Institute, 2025</w:t>
       </w:r>
     </w:p>
     <w:p>
@@ -1031,7 +1362,7 @@
         <w:contextualSpacing w:val="0"/>
       </w:pPr>
       <w:r>
-        <w:t>Web Development Fundamentals - IBM, 2025</w:t>
+        <w:t>AI Fluency: Framework &amp; Foundations - Anthropic, 2025</w:t>
       </w:r>
     </w:p>
     <w:p>
@@ -1045,7 +1376,13 @@
         <w:contextualSpacing w:val="0"/>
       </w:pPr>
       <w:r>
-        <w:t>Certified Entry-Level Python Programmer - Python Institute, 2025</w:t>
+        <w:t xml:space="preserve">Blockchain Basics </w:t>
+      </w:r>
+      <w:r>
+        <w:t xml:space="preserve">- </w:t>
+      </w:r>
+      <w:r>
+        <w:t>Cyfrin Updraft, 2026</w:t>
       </w:r>
     </w:p>
     <w:p>
@@ -1059,7 +1396,13 @@
         <w:contextualSpacing w:val="0"/>
       </w:pPr>
       <w:r>
-        <w:t>AI Fluency: Framework &amp; Foundations - Anthropic, 2025</w:t>
+        <w:t xml:space="preserve">Certified Ethereum Learner </w:t>
+      </w:r>
+      <w:r>
+        <w:t xml:space="preserve">- </w:t>
+      </w:r>
+      <w:r>
+        <w:t>Hackquest.io, 2026</w:t>
       </w:r>
     </w:p>
     <w:p>
@@ -1073,7 +1416,10 @@
         <w:contextualSpacing w:val="0"/>
       </w:pPr>
       <w:r>
-        <w:t>Nanyang Polytechnic Director’s List for AY2025/2026 Semester 1</w:t>
+        <w:t>AI-Powered Performance Ads Certification</w:t>
+      </w:r>
+      <w:r>
+        <w:t xml:space="preserve"> - Google, 2026</w:t>
       </w:r>
     </w:p>
     <w:p/>
@@ -1087,6 +1433,44 @@
 </w:document>
 </file>
 
+<file path=word/endnotes.xml><?xml version="1.0" encoding="utf-8"?>
+<w:endnotes xmlns:wpc="http://schemas.microsoft.com/office/word/2010/wordprocessingCanvas" xmlns:cx="http://schemas.microsoft.com/office/drawing/2014/chartex" xmlns:cx1="http://schemas.microsoft.com/office/drawing/2015/9/8/chartex" xmlns:cx2="http://schemas.microsoft.com/office/drawing/2015/10/21/chartex" xmlns:cx3="http://schemas.microsoft.com/office/drawing/2016/5/9/chartex" xmlns:cx4="http://schemas.microsoft.com/office/drawing/2016/5/10/chartex" xmlns:cx5="http://schemas.microsoft.com/office/drawing/2016/5/11/chartex" xmlns:cx6="http://schemas.microsoft.com/office/drawing/2016/5/12/chartex" xmlns:cx7="http://schemas.microsoft.com/office/drawing/2016/5/13/chartex" xmlns:cx8="http://schemas.microsoft.com/office/drawing/2016/5/14/chartex" xmlns:mc="http://schemas.openxmlformats.org/markup-compatibility/2006" xmlns:aink="http://schemas.microsoft.com/office/drawing/2016/ink" xmlns:am3d="http://schemas.microsoft.com/office/drawing/2017/model3d" xmlns:o="urn:schemas-microsoft-com:office:office" xmlns:oel="http://schemas.microsoft.com/office/2019/extlst" xmlns:r="http://schemas.openxmlformats.org/officeDocument/2006/relationships" xmlns:m="http://schemas.openxmlformats.org/officeDocument/2006/math" xmlns:v="urn:schemas-microsoft-com:vml" xmlns:wp14="http://schemas.microsoft.com/office/word/2010/wordprocessingDrawing" xmlns:wp="http://schemas.openxmlformats.org/drawingml/2006/wordprocessingDrawing" xmlns:w10="urn:schemas-microsoft-com:office:word" xmlns:w="http://schemas.openxmlformats.org/wordprocessingml/2006/main" xmlns:w14="http://schemas.microsoft.com/office/word/2010/wordml" xmlns:w15="http://schemas.microsoft.com/office/word/2012/wordml" xmlns:w16cex="http://schemas.microsoft.com/office/word/2018/wordml/cex" xmlns:w16cid="http://schemas.microsoft.com/office/word/2016/wordml/cid" xmlns:w16="http://schemas.microsoft.com/office/word/2018/wordml" xmlns:w16du="http://schemas.microsoft.com/office/word/2023/wordml/word16du" xmlns:w16sdtdh="http://schemas.microsoft.com/office/word/2020/wordml/sdtdatahash" xmlns:w16sdtfl="http://schemas.microsoft.com/office/word/2024/wordml/sdtformatlock" xmlns:w16se="http://schemas.microsoft.com/office/word/2015/wordml/symex" xmlns:wpg="http://schemas.microsoft.com/office/word/2010/wordprocessingGroup" xmlns:wpi="http://schemas.microsoft.com/office/word/2010/wordprocessingInk" xmlns:wne="http://schemas.microsoft.com/office/word/2006/wordml" xmlns:wps="http://schemas.microsoft.com/office/word/2010/wordprocessingShape" mc:Ignorable="w14 w15 w16se w16cid w16 w16cex w16sdtdh w16sdtfl w16du wp14">
+  <w:endnote w:type="separator" w:id="-1">
+    <w:p>
+      <w:r>
+        <w:separator/>
+      </w:r>
+    </w:p>
+  </w:endnote>
+  <w:endnote w:type="continuationSeparator" w:id="0">
+    <w:p>
+      <w:r>
+        <w:continuationSeparator/>
+      </w:r>
+    </w:p>
+  </w:endnote>
+</w:endnotes>
+</file>
+
+<file path=word/footnotes.xml><?xml version="1.0" encoding="utf-8"?>
+<w:footnotes xmlns:wpc="http://schemas.microsoft.com/office/word/2010/wordprocessingCanvas" xmlns:cx="http://schemas.microsoft.com/office/drawing/2014/chartex" xmlns:cx1="http://schemas.microsoft.com/office/drawing/2015/9/8/chartex" xmlns:cx2="http://schemas.microsoft.com/office/drawing/2015/10/21/chartex" xmlns:cx3="http://schemas.microsoft.com/office/drawing/2016/5/9/chartex" xmlns:cx4="http://schemas.microsoft.com/office/drawing/2016/5/10/chartex" xmlns:cx5="http://schemas.microsoft.com/office/drawing/2016/5/11/chartex" xmlns:cx6="http://schemas.microsoft.com/office/drawing/2016/5/12/chartex" xmlns:cx7="http://schemas.microsoft.com/office/drawing/2016/5/13/chartex" xmlns:cx8="http://schemas.microsoft.com/office/drawing/2016/5/14/chartex" xmlns:mc="http://schemas.openxmlformats.org/markup-compatibility/2006" xmlns:aink="http://schemas.microsoft.com/office/drawing/2016/ink" xmlns:am3d="http://schemas.microsoft.com/office/drawing/2017/model3d" xmlns:o="urn:schemas-microsoft-com:office:office" xmlns:oel="http://schemas.microsoft.com/office/2019/extlst" xmlns:r="http://schemas.openxmlformats.org/officeDocument/2006/relationships" xmlns:m="http://schemas.openxmlformats.org/officeDocument/2006/math" xmlns:v="urn:schemas-microsoft-com:vml" xmlns:wp14="http://schemas.microsoft.com/office/word/2010/wordprocessingDrawing" xmlns:wp="http://schemas.openxmlformats.org/drawingml/2006/wordprocessingDrawing" xmlns:w10="urn:schemas-microsoft-com:office:word" xmlns:w="http://schemas.openxmlformats.org/wordprocessingml/2006/main" xmlns:w14="http://schemas.microsoft.com/office/word/2010/wordml" xmlns:w15="http://schemas.microsoft.com/office/word/2012/wordml" xmlns:w16cex="http://schemas.microsoft.com/office/word/2018/wordml/cex" xmlns:w16cid="http://schemas.microsoft.com/office/word/2016/wordml/cid" xmlns:w16="http://schemas.microsoft.com/office/word/2018/wordml" xmlns:w16du="http://schemas.microsoft.com/office/word/2023/wordml/word16du" xmlns:w16sdtdh="http://schemas.microsoft.com/office/word/2020/wordml/sdtdatahash" xmlns:w16sdtfl="http://schemas.microsoft.com/office/word/2024/wordml/sdtformatlock" xmlns:w16se="http://schemas.microsoft.com/office/word/2015/wordml/symex" xmlns:wpg="http://schemas.microsoft.com/office/word/2010/wordprocessingGroup" xmlns:wpi="http://schemas.microsoft.com/office/word/2010/wordprocessingInk" xmlns:wne="http://schemas.microsoft.com/office/word/2006/wordml" xmlns:wps="http://schemas.microsoft.com/office/word/2010/wordprocessingShape" mc:Ignorable="w14 w15 w16se w16cid w16 w16cex w16sdtdh w16sdtfl w16du wp14">
+  <w:footnote w:type="separator" w:id="-1">
+    <w:p>
+      <w:r>
+        <w:separator/>
+      </w:r>
+    </w:p>
+  </w:footnote>
+  <w:footnote w:type="continuationSeparator" w:id="0">
+    <w:p>
+      <w:r>
+        <w:continuationSeparator/>
+      </w:r>
+    </w:p>
+  </w:footnote>
+</w:footnotes>
+</file>
+
 <file path=word/numbering.xml><?xml version="1.0" encoding="utf-8"?>
 <w:numbering xmlns:wpc="http://schemas.microsoft.com/office/word/2010/wordprocessingCanvas" xmlns:cx="http://schemas.microsoft.com/office/drawing/2014/chartex" xmlns:cx1="http://schemas.microsoft.com/office/drawing/2015/9/8/chartex" xmlns:cx2="http://schemas.microsoft.com/office/drawing/2015/10/21/chartex" xmlns:cx3="http://schemas.microsoft.com/office/drawing/2016/5/9/chartex" xmlns:cx4="http://schemas.microsoft.com/office/drawing/2016/5/10/chartex" xmlns:cx5="http://schemas.microsoft.com/office/drawing/2016/5/11/chartex" xmlns:cx6="http://schemas.microsoft.com/office/drawing/2016/5/12/chartex" xmlns:cx7="http://schemas.microsoft.com/office/drawing/2016/5/13/chartex" xmlns:cx8="http://schemas.microsoft.com/office/drawing/2016/5/14/chartex" xmlns:mc="http://schemas.openxmlformats.org/markup-compatibility/2006" xmlns:aink="http://schemas.microsoft.com/office/drawing/2016/ink" xmlns:am3d="http://schemas.microsoft.com/office/drawing/2017/model3d" xmlns:o="urn:schemas-microsoft-com:office:office" xmlns:oel="http://schemas.microsoft.com/office/2019/extlst" xmlns:r="http://schemas.openxmlformats.org/officeDocument/2006/relationships" xmlns:m="http://schemas.openxmlformats.org/officeDocument/2006/math" xmlns:v="urn:schemas-microsoft-com:vml" xmlns:wp14="http://schemas.microsoft.com/office/word/2010/wordprocessingDrawing" xmlns:wp="http://schemas.openxmlformats.org/drawingml/2006/wordprocessingDrawing" xmlns:w10="urn:schemas-microsoft-com:office:word" xmlns:w="http://schemas.openxmlformats.org/wordprocessingml/2006/main" xmlns:w14="http://schemas.microsoft.com/office/word/2010/wordml" xmlns:w15="http://schemas.microsoft.com/office/word/2012/wordml" xmlns:w16cex="http://schemas.microsoft.com/office/word/2018/wordml/cex" xmlns:w16cid="http://schemas.microsoft.com/office/word/2016/wordml/cid" xmlns:w16="http://schemas.microsoft.com/office/word/2018/wordml" xmlns:w16du="http://schemas.microsoft.com/office/word/2023/wordml/word16du" xmlns:w16sdtdh="http://schemas.microsoft.com/office/word/2020/wordml/sdtdatahash" xmlns:w16sdtfl="http://schemas.microsoft.com/office/word/2024/wordml/sdtformatlock" xmlns:w16se="http://schemas.microsoft.com/office/word/2015/wordml/symex" xmlns:wpg="http://schemas.microsoft.com/office/word/2010/wordprocessingGroup" xmlns:wpi="http://schemas.microsoft.com/office/word/2010/wordprocessingInk" xmlns:wne="http://schemas.microsoft.com/office/word/2006/wordml" xmlns:wps="http://schemas.microsoft.com/office/word/2010/wordprocessingShape" mc:Ignorable="w14 w15 w16se w16cid w16 w16cex w16sdtdh w16sdtfl w16du wp14">
   <w:abstractNum w:abstractNumId="0" w15:restartNumberingAfterBreak="0">
@@ -1239,6 +1623,119 @@
     </w:lvl>
   </w:abstractNum>
   <w:abstractNum w:abstractNumId="1" w15:restartNumberingAfterBreak="0">
+    <w:nsid w:val="0A8B2D8E"/>
+    <w:multiLevelType w:val="hybridMultilevel"/>
+    <w:tmpl w:val="9528C344"/>
+    <w:lvl w:ilvl="0" w:tplc="48090001">
+      <w:start w:val="1"/>
+      <w:numFmt w:val="bullet"/>
+      <w:lvlText w:val=""/>
+      <w:lvlJc w:val="left"/>
+      <w:pPr>
+        <w:ind w:left="720" w:hanging="360"/>
+      </w:pPr>
+      <w:rPr>
+        <w:rFonts w:ascii="Symbol" w:hAnsi="Symbol" w:hint="default"/>
+      </w:rPr>
+    </w:lvl>
+    <w:lvl w:ilvl="1" w:tplc="48090003" w:tentative="1">
+      <w:start w:val="1"/>
+      <w:numFmt w:val="bullet"/>
+      <w:lvlText w:val="o"/>
+      <w:lvlJc w:val="left"/>
+      <w:pPr>
+        <w:ind w:left="1440" w:hanging="360"/>
+      </w:pPr>
+      <w:rPr>
+        <w:rFonts w:ascii="Courier New" w:hAnsi="Courier New" w:cs="Courier New" w:hint="default"/>
+      </w:rPr>
+    </w:lvl>
+    <w:lvl w:ilvl="2" w:tplc="48090005" w:tentative="1">
+      <w:start w:val="1"/>
+      <w:numFmt w:val="bullet"/>
+      <w:lvlText w:val=""/>
+      <w:lvlJc w:val="left"/>
+      <w:pPr>
+        <w:ind w:left="2160" w:hanging="360"/>
+      </w:pPr>
+      <w:rPr>
+        <w:rFonts w:ascii="Wingdings" w:hAnsi="Wingdings" w:hint="default"/>
+      </w:rPr>
+    </w:lvl>
+    <w:lvl w:ilvl="3" w:tplc="48090001" w:tentative="1">
+      <w:start w:val="1"/>
+      <w:numFmt w:val="bullet"/>
+      <w:lvlText w:val=""/>
+      <w:lvlJc w:val="left"/>
+      <w:pPr>
+        <w:ind w:left="2880" w:hanging="360"/>
+      </w:pPr>
+      <w:rPr>
+        <w:rFonts w:ascii="Symbol" w:hAnsi="Symbol" w:hint="default"/>
+      </w:rPr>
+    </w:lvl>
+    <w:lvl w:ilvl="4" w:tplc="48090003" w:tentative="1">
+      <w:start w:val="1"/>
+      <w:numFmt w:val="bullet"/>
+      <w:lvlText w:val="o"/>
+      <w:lvlJc w:val="left"/>
+      <w:pPr>
+        <w:ind w:left="3600" w:hanging="360"/>
+      </w:pPr>
+      <w:rPr>
+        <w:rFonts w:ascii="Courier New" w:hAnsi="Courier New" w:cs="Courier New" w:hint="default"/>
+      </w:rPr>
+    </w:lvl>
+    <w:lvl w:ilvl="5" w:tplc="48090005" w:tentative="1">
+      <w:start w:val="1"/>
+      <w:numFmt w:val="bullet"/>
+      <w:lvlText w:val=""/>
+      <w:lvlJc w:val="left"/>
+      <w:pPr>
+        <w:ind w:left="4320" w:hanging="360"/>
+      </w:pPr>
+      <w:rPr>
+        <w:rFonts w:ascii="Wingdings" w:hAnsi="Wingdings" w:hint="default"/>
+      </w:rPr>
+    </w:lvl>
+    <w:lvl w:ilvl="6" w:tplc="48090001" w:tentative="1">
+      <w:start w:val="1"/>
+      <w:numFmt w:val="bullet"/>
+      <w:lvlText w:val=""/>
+      <w:lvlJc w:val="left"/>
+      <w:pPr>
+        <w:ind w:left="5040" w:hanging="360"/>
+      </w:pPr>
+      <w:rPr>
+        <w:rFonts w:ascii="Symbol" w:hAnsi="Symbol" w:hint="default"/>
+      </w:rPr>
+    </w:lvl>
+    <w:lvl w:ilvl="7" w:tplc="48090003" w:tentative="1">
+      <w:start w:val="1"/>
+      <w:numFmt w:val="bullet"/>
+      <w:lvlText w:val="o"/>
+      <w:lvlJc w:val="left"/>
+      <w:pPr>
+        <w:ind w:left="5760" w:hanging="360"/>
+      </w:pPr>
+      <w:rPr>
+        <w:rFonts w:ascii="Courier New" w:hAnsi="Courier New" w:cs="Courier New" w:hint="default"/>
+      </w:rPr>
+    </w:lvl>
+    <w:lvl w:ilvl="8" w:tplc="48090005" w:tentative="1">
+      <w:start w:val="1"/>
+      <w:numFmt w:val="bullet"/>
+      <w:lvlText w:val=""/>
+      <w:lvlJc w:val="left"/>
+      <w:pPr>
+        <w:ind w:left="6480" w:hanging="360"/>
+      </w:pPr>
+      <w:rPr>
+        <w:rFonts w:ascii="Wingdings" w:hAnsi="Wingdings" w:hint="default"/>
+      </w:rPr>
+    </w:lvl>
+  </w:abstractNum>
+  <w:abstractNum w:abstractNumId="2" w15:restartNumberingAfterBreak="0">
     <w:nsid w:val="10425583"/>
     <w:multiLevelType w:val="multilevel"/>
     <w:tmpl w:val="9AAC4044"/>
@@ -1387,7 +1884,7 @@
       </w:rPr>
     </w:lvl>
   </w:abstractNum>
-  <w:abstractNum w:abstractNumId="2" w15:restartNumberingAfterBreak="0">
+  <w:abstractNum w:abstractNumId="3" w15:restartNumberingAfterBreak="0">
     <w:nsid w:val="17EA1F54"/>
     <w:multiLevelType w:val="multilevel"/>
     <w:tmpl w:val="416C33A6"/>
@@ -1536,7 +2033,531 @@
       </w:rPr>
     </w:lvl>
   </w:abstractNum>
-  <w:abstractNum w:abstractNumId="3" w15:restartNumberingAfterBreak="0">
+  <w:abstractNum w:abstractNumId="4" w15:restartNumberingAfterBreak="0">
+    <w:nsid w:val="1B4C7941"/>
+    <w:multiLevelType w:val="multilevel"/>
+    <w:tmpl w:val="FB78F79C"/>
+    <w:lvl w:ilvl="0">
+      <w:start w:val="1"/>
+      <w:numFmt w:val="bullet"/>
+      <w:lvlText w:val=""/>
+      <w:lvlJc w:val="left"/>
+      <w:pPr>
+        <w:tabs>
+          <w:tab w:val="num" w:pos="720"/>
+        </w:tabs>
+        <w:ind w:left="720" w:hanging="360"/>
+      </w:pPr>
+      <w:rPr>
+        <w:rFonts w:ascii="Symbol" w:hAnsi="Symbol" w:hint="default"/>
+        <w:sz w:val="20"/>
+      </w:rPr>
+    </w:lvl>
+    <w:lvl w:ilvl="1" w:tentative="1">
+      <w:start w:val="1"/>
+      <w:numFmt w:val="bullet"/>
+      <w:lvlText w:val="o"/>
+      <w:lvlJc w:val="left"/>
+      <w:pPr>
+        <w:tabs>
+          <w:tab w:val="num" w:pos="1440"/>
+        </w:tabs>
+        <w:ind w:left="1440" w:hanging="360"/>
+      </w:pPr>
+      <w:rPr>
+        <w:rFonts w:ascii="Courier New" w:hAnsi="Courier New" w:hint="default"/>
+        <w:sz w:val="20"/>
+      </w:rPr>
+    </w:lvl>
+    <w:lvl w:ilvl="2" w:tentative="1">
+      <w:start w:val="1"/>
+      <w:numFmt w:val="bullet"/>
+      <w:lvlText w:val=""/>
+      <w:lvlJc w:val="left"/>
+      <w:pPr>
+        <w:tabs>
+          <w:tab w:val="num" w:pos="2160"/>
+        </w:tabs>
+        <w:ind w:left="2160" w:hanging="360"/>
+      </w:pPr>
+      <w:rPr>
+        <w:rFonts w:ascii="Wingdings" w:hAnsi="Wingdings" w:hint="default"/>
+        <w:sz w:val="20"/>
+      </w:rPr>
+    </w:lvl>
+    <w:lvl w:ilvl="3" w:tentative="1">
+      <w:start w:val="1"/>
+      <w:numFmt w:val="bullet"/>
+      <w:lvlText w:val=""/>
+      <w:lvlJc w:val="left"/>
+      <w:pPr>
+        <w:tabs>
+          <w:tab w:val="num" w:pos="2880"/>
+        </w:tabs>
+        <w:ind w:left="2880" w:hanging="360"/>
+      </w:pPr>
+      <w:rPr>
+        <w:rFonts w:ascii="Wingdings" w:hAnsi="Wingdings" w:hint="default"/>
+        <w:sz w:val="20"/>
+      </w:rPr>
+    </w:lvl>
+    <w:lvl w:ilvl="4" w:tentative="1">
+      <w:start w:val="1"/>
+      <w:numFmt w:val="bullet"/>
+      <w:lvlText w:val=""/>
+      <w:lvlJc w:val="left"/>
+      <w:pPr>
+        <w:tabs>
+          <w:tab w:val="num" w:pos="3600"/>
+        </w:tabs>
+        <w:ind w:left="3600" w:hanging="360"/>
+      </w:pPr>
+      <w:rPr>
+        <w:rFonts w:ascii="Wingdings" w:hAnsi="Wingdings" w:hint="default"/>
+        <w:sz w:val="20"/>
+      </w:rPr>
+    </w:lvl>
+    <w:lvl w:ilvl="5" w:tentative="1">
+      <w:start w:val="1"/>
+      <w:numFmt w:val="bullet"/>
+      <w:lvlText w:val=""/>
+      <w:lvlJc w:val="left"/>
+      <w:pPr>
+        <w:tabs>
+          <w:tab w:val="num" w:pos="4320"/>
+        </w:tabs>
+        <w:ind w:left="4320" w:hanging="360"/>
+      </w:pPr>
+      <w:rPr>
+        <w:rFonts w:ascii="Wingdings" w:hAnsi="Wingdings" w:hint="default"/>
+        <w:sz w:val="20"/>
+      </w:rPr>
+    </w:lvl>
+    <w:lvl w:ilvl="6" w:tentative="1">
+      <w:start w:val="1"/>
+      <w:numFmt w:val="bullet"/>
+      <w:lvlText w:val=""/>
+      <w:lvlJc w:val="left"/>
+      <w:pPr>
+        <w:tabs>
+          <w:tab w:val="num" w:pos="5040"/>
+        </w:tabs>
+        <w:ind w:left="5040" w:hanging="360"/>
+      </w:pPr>
+      <w:rPr>
+        <w:rFonts w:ascii="Wingdings" w:hAnsi="Wingdings" w:hint="default"/>
+        <w:sz w:val="20"/>
+      </w:rPr>
+    </w:lvl>
+    <w:lvl w:ilvl="7" w:tentative="1">
+      <w:start w:val="1"/>
+      <w:numFmt w:val="bullet"/>
+      <w:lvlText w:val=""/>
+      <w:lvlJc w:val="left"/>
+      <w:pPr>
+        <w:tabs>
+          <w:tab w:val="num" w:pos="5760"/>
+        </w:tabs>
+        <w:ind w:left="5760" w:hanging="360"/>
+      </w:pPr>
+      <w:rPr>
+        <w:rFonts w:ascii="Wingdings" w:hAnsi="Wingdings" w:hint="default"/>
+        <w:sz w:val="20"/>
+      </w:rPr>
+    </w:lvl>
+    <w:lvl w:ilvl="8" w:tentative="1">
+      <w:start w:val="1"/>
+      <w:numFmt w:val="bullet"/>
+      <w:lvlText w:val=""/>
+      <w:lvlJc w:val="left"/>
+      <w:pPr>
+        <w:tabs>
+          <w:tab w:val="num" w:pos="6480"/>
+        </w:tabs>
+        <w:ind w:left="6480" w:hanging="360"/>
+      </w:pPr>
+      <w:rPr>
+        <w:rFonts w:ascii="Wingdings" w:hAnsi="Wingdings" w:hint="default"/>
+        <w:sz w:val="20"/>
+      </w:rPr>
+    </w:lvl>
+  </w:abstractNum>
+  <w:abstractNum w:abstractNumId="5" w15:restartNumberingAfterBreak="0">
+    <w:nsid w:val="1D79736B"/>
+    <w:multiLevelType w:val="hybridMultilevel"/>
+    <w:tmpl w:val="53F2F3E8"/>
+    <w:lvl w:ilvl="0" w:tplc="48090001">
+      <w:start w:val="1"/>
+      <w:numFmt w:val="bullet"/>
+      <w:lvlText w:val=""/>
+      <w:lvlJc w:val="left"/>
+      <w:pPr>
+        <w:ind w:left="720" w:hanging="360"/>
+      </w:pPr>
+      <w:rPr>
+        <w:rFonts w:ascii="Symbol" w:hAnsi="Symbol" w:hint="default"/>
+      </w:rPr>
+    </w:lvl>
+    <w:lvl w:ilvl="1" w:tplc="48090003" w:tentative="1">
+      <w:start w:val="1"/>
+      <w:numFmt w:val="bullet"/>
+      <w:lvlText w:val="o"/>
+      <w:lvlJc w:val="left"/>
+      <w:pPr>
+        <w:ind w:left="1440" w:hanging="360"/>
+      </w:pPr>
+      <w:rPr>
+        <w:rFonts w:ascii="Courier New" w:hAnsi="Courier New" w:cs="Courier New" w:hint="default"/>
+      </w:rPr>
+    </w:lvl>
+    <w:lvl w:ilvl="2" w:tplc="48090005" w:tentative="1">
+      <w:start w:val="1"/>
+      <w:numFmt w:val="bullet"/>
+      <w:lvlText w:val=""/>
+      <w:lvlJc w:val="left"/>
+      <w:pPr>
+        <w:ind w:left="2160" w:hanging="360"/>
+      </w:pPr>
+      <w:rPr>
+        <w:rFonts w:ascii="Wingdings" w:hAnsi="Wingdings" w:hint="default"/>
+      </w:rPr>
+    </w:lvl>
+    <w:lvl w:ilvl="3" w:tplc="48090001" w:tentative="1">
+      <w:start w:val="1"/>
+      <w:numFmt w:val="bullet"/>
+      <w:lvlText w:val=""/>
+      <w:lvlJc w:val="left"/>
+      <w:pPr>
+        <w:ind w:left="2880" w:hanging="360"/>
+      </w:pPr>
+      <w:rPr>
+        <w:rFonts w:ascii="Symbol" w:hAnsi="Symbol" w:hint="default"/>
+      </w:rPr>
+    </w:lvl>
+    <w:lvl w:ilvl="4" w:tplc="48090003" w:tentative="1">
+      <w:start w:val="1"/>
+      <w:numFmt w:val="bullet"/>
+      <w:lvlText w:val="o"/>
+      <w:lvlJc w:val="left"/>
+      <w:pPr>
+        <w:ind w:left="3600" w:hanging="360"/>
+      </w:pPr>
+      <w:rPr>
+        <w:rFonts w:ascii="Courier New" w:hAnsi="Courier New" w:cs="Courier New" w:hint="default"/>
+      </w:rPr>
+    </w:lvl>
+    <w:lvl w:ilvl="5" w:tplc="48090005" w:tentative="1">
+      <w:start w:val="1"/>
+      <w:numFmt w:val="bullet"/>
+      <w:lvlText w:val=""/>
+      <w:lvlJc w:val="left"/>
+      <w:pPr>
+        <w:ind w:left="4320" w:hanging="360"/>
+      </w:pPr>
+      <w:rPr>
+        <w:rFonts w:ascii="Wingdings" w:hAnsi="Wingdings" w:hint="default"/>
+      </w:rPr>
+    </w:lvl>
+    <w:lvl w:ilvl="6" w:tplc="48090001" w:tentative="1">
+      <w:start w:val="1"/>
+      <w:numFmt w:val="bullet"/>
+      <w:lvlText w:val=""/>
+      <w:lvlJc w:val="left"/>
+      <w:pPr>
+        <w:ind w:left="5040" w:hanging="360"/>
+      </w:pPr>
+      <w:rPr>
+        <w:rFonts w:ascii="Symbol" w:hAnsi="Symbol" w:hint="default"/>
+      </w:rPr>
+    </w:lvl>
+    <w:lvl w:ilvl="7" w:tplc="48090003" w:tentative="1">
+      <w:start w:val="1"/>
+      <w:numFmt w:val="bullet"/>
+      <w:lvlText w:val="o"/>
+      <w:lvlJc w:val="left"/>
+      <w:pPr>
+        <w:ind w:left="5760" w:hanging="360"/>
+      </w:pPr>
+      <w:rPr>
+        <w:rFonts w:ascii="Courier New" w:hAnsi="Courier New" w:cs="Courier New" w:hint="default"/>
+      </w:rPr>
+    </w:lvl>
+    <w:lvl w:ilvl="8" w:tplc="48090005" w:tentative="1">
+      <w:start w:val="1"/>
+      <w:numFmt w:val="bullet"/>
+      <w:lvlText w:val=""/>
+      <w:lvlJc w:val="left"/>
+      <w:pPr>
+        <w:ind w:left="6480" w:hanging="360"/>
+      </w:pPr>
+      <w:rPr>
+        <w:rFonts w:ascii="Wingdings" w:hAnsi="Wingdings" w:hint="default"/>
+      </w:rPr>
+    </w:lvl>
+  </w:abstractNum>
+  <w:abstractNum w:abstractNumId="6" w15:restartNumberingAfterBreak="0">
+    <w:nsid w:val="2BC73DED"/>
+    <w:multiLevelType w:val="hybridMultilevel"/>
+    <w:tmpl w:val="F0CC4592"/>
+    <w:lvl w:ilvl="0" w:tplc="48090001">
+      <w:start w:val="1"/>
+      <w:numFmt w:val="bullet"/>
+      <w:lvlText w:val=""/>
+      <w:lvlJc w:val="left"/>
+      <w:pPr>
+        <w:ind w:left="720" w:hanging="360"/>
+      </w:pPr>
+      <w:rPr>
+        <w:rFonts w:ascii="Symbol" w:hAnsi="Symbol" w:hint="default"/>
+      </w:rPr>
+    </w:lvl>
+    <w:lvl w:ilvl="1" w:tplc="48090003" w:tentative="1">
+      <w:start w:val="1"/>
+      <w:numFmt w:val="bullet"/>
+      <w:lvlText w:val="o"/>
+      <w:lvlJc w:val="left"/>
+      <w:pPr>
+        <w:ind w:left="1440" w:hanging="360"/>
+      </w:pPr>
+      <w:rPr>
+        <w:rFonts w:ascii="Courier New" w:hAnsi="Courier New" w:cs="Courier New" w:hint="default"/>
+      </w:rPr>
+    </w:lvl>
+    <w:lvl w:ilvl="2" w:tplc="48090005" w:tentative="1">
+      <w:start w:val="1"/>
+      <w:numFmt w:val="bullet"/>
+      <w:lvlText w:val=""/>
+      <w:lvlJc w:val="left"/>
+      <w:pPr>
+        <w:ind w:left="2160" w:hanging="360"/>
+      </w:pPr>
+      <w:rPr>
+        <w:rFonts w:ascii="Wingdings" w:hAnsi="Wingdings" w:hint="default"/>
+      </w:rPr>
+    </w:lvl>
+    <w:lvl w:ilvl="3" w:tplc="48090001" w:tentative="1">
+      <w:start w:val="1"/>
+      <w:numFmt w:val="bullet"/>
+      <w:lvlText w:val=""/>
+      <w:lvlJc w:val="left"/>
+      <w:pPr>
+        <w:ind w:left="2880" w:hanging="360"/>
+      </w:pPr>
+      <w:rPr>
+        <w:rFonts w:ascii="Symbol" w:hAnsi="Symbol" w:hint="default"/>
+      </w:rPr>
+    </w:lvl>
+    <w:lvl w:ilvl="4" w:tplc="48090003" w:tentative="1">
+      <w:start w:val="1"/>
+      <w:numFmt w:val="bullet"/>
+      <w:lvlText w:val="o"/>
+      <w:lvlJc w:val="left"/>
+      <w:pPr>
+        <w:ind w:left="3600" w:hanging="360"/>
+      </w:pPr>
+      <w:rPr>
+        <w:rFonts w:ascii="Courier New" w:hAnsi="Courier New" w:cs="Courier New" w:hint="default"/>
+      </w:rPr>
+    </w:lvl>
+    <w:lvl w:ilvl="5" w:tplc="48090005" w:tentative="1">
+      <w:start w:val="1"/>
+      <w:numFmt w:val="bullet"/>
+      <w:lvlText w:val=""/>
+      <w:lvlJc w:val="left"/>
+      <w:pPr>
+        <w:ind w:left="4320" w:hanging="360"/>
+      </w:pPr>
+      <w:rPr>
+        <w:rFonts w:ascii="Wingdings" w:hAnsi="Wingdings" w:hint="default"/>
+      </w:rPr>
+    </w:lvl>
+    <w:lvl w:ilvl="6" w:tplc="48090001" w:tentative="1">
+      <w:start w:val="1"/>
+      <w:numFmt w:val="bullet"/>
+      <w:lvlText w:val=""/>
+      <w:lvlJc w:val="left"/>
+      <w:pPr>
+        <w:ind w:left="5040" w:hanging="360"/>
+      </w:pPr>
+      <w:rPr>
+        <w:rFonts w:ascii="Symbol" w:hAnsi="Symbol" w:hint="default"/>
+      </w:rPr>
+    </w:lvl>
+    <w:lvl w:ilvl="7" w:tplc="48090003" w:tentative="1">
+      <w:start w:val="1"/>
+      <w:numFmt w:val="bullet"/>
+      <w:lvlText w:val="o"/>
+      <w:lvlJc w:val="left"/>
+      <w:pPr>
+        <w:ind w:left="5760" w:hanging="360"/>
+      </w:pPr>
+      <w:rPr>
+        <w:rFonts w:ascii="Courier New" w:hAnsi="Courier New" w:cs="Courier New" w:hint="default"/>
+      </w:rPr>
+    </w:lvl>
+    <w:lvl w:ilvl="8" w:tplc="48090005" w:tentative="1">
+      <w:start w:val="1"/>
+      <w:numFmt w:val="bullet"/>
+      <w:lvlText w:val=""/>
+      <w:lvlJc w:val="left"/>
+      <w:pPr>
+        <w:ind w:left="6480" w:hanging="360"/>
+      </w:pPr>
+      <w:rPr>
+        <w:rFonts w:ascii="Wingdings" w:hAnsi="Wingdings" w:hint="default"/>
+      </w:rPr>
+    </w:lvl>
+  </w:abstractNum>
+  <w:abstractNum w:abstractNumId="7" w15:restartNumberingAfterBreak="0">
+    <w:nsid w:val="3D7740BE"/>
+    <w:multiLevelType w:val="multilevel"/>
+    <w:tmpl w:val="0E02C44E"/>
+    <w:lvl w:ilvl="0">
+      <w:start w:val="1"/>
+      <w:numFmt w:val="bullet"/>
+      <w:lvlText w:val=""/>
+      <w:lvlJc w:val="left"/>
+      <w:pPr>
+        <w:tabs>
+          <w:tab w:val="num" w:pos="720"/>
+        </w:tabs>
+        <w:ind w:left="720" w:hanging="360"/>
+      </w:pPr>
+      <w:rPr>
+        <w:rFonts w:ascii="Symbol" w:hAnsi="Symbol" w:hint="default"/>
+        <w:sz w:val="20"/>
+      </w:rPr>
+    </w:lvl>
+    <w:lvl w:ilvl="1" w:tentative="1">
+      <w:start w:val="1"/>
+      <w:numFmt w:val="bullet"/>
+      <w:lvlText w:val="o"/>
+      <w:lvlJc w:val="left"/>
+      <w:pPr>
+        <w:tabs>
+          <w:tab w:val="num" w:pos="1440"/>
+        </w:tabs>
+        <w:ind w:left="1440" w:hanging="360"/>
+      </w:pPr>
+      <w:rPr>
+        <w:rFonts w:ascii="Courier New" w:hAnsi="Courier New" w:hint="default"/>
+        <w:sz w:val="20"/>
+      </w:rPr>
+    </w:lvl>
+    <w:lvl w:ilvl="2" w:tentative="1">
+      <w:start w:val="1"/>
+      <w:numFmt w:val="bullet"/>
+      <w:lvlText w:val=""/>
+      <w:lvlJc w:val="left"/>
+      <w:pPr>
+        <w:tabs>
+          <w:tab w:val="num" w:pos="2160"/>
+        </w:tabs>
+        <w:ind w:left="2160" w:hanging="360"/>
+      </w:pPr>
+      <w:rPr>
+        <w:rFonts w:ascii="Wingdings" w:hAnsi="Wingdings" w:hint="default"/>
+        <w:sz w:val="20"/>
+      </w:rPr>
+    </w:lvl>
+    <w:lvl w:ilvl="3" w:tentative="1">
+      <w:start w:val="1"/>
+      <w:numFmt w:val="bullet"/>
+      <w:lvlText w:val=""/>
+      <w:lvlJc w:val="left"/>
+      <w:pPr>
+        <w:tabs>
+          <w:tab w:val="num" w:pos="2880"/>
+        </w:tabs>
+        <w:ind w:left="2880" w:hanging="360"/>
+      </w:pPr>
+      <w:rPr>
+        <w:rFonts w:ascii="Wingdings" w:hAnsi="Wingdings" w:hint="default"/>
+        <w:sz w:val="20"/>
+      </w:rPr>
+    </w:lvl>
+    <w:lvl w:ilvl="4" w:tentative="1">
+      <w:start w:val="1"/>
+      <w:numFmt w:val="bullet"/>
+      <w:lvlText w:val=""/>
+      <w:lvlJc w:val="left"/>
+      <w:pPr>
+        <w:tabs>
+          <w:tab w:val="num" w:pos="3600"/>
+        </w:tabs>
+        <w:ind w:left="3600" w:hanging="360"/>
+      </w:pPr>
+      <w:rPr>
+        <w:rFonts w:ascii="Wingdings" w:hAnsi="Wingdings" w:hint="default"/>
+        <w:sz w:val="20"/>
+      </w:rPr>
+    </w:lvl>
+    <w:lvl w:ilvl="5" w:tentative="1">
+      <w:start w:val="1"/>
+      <w:numFmt w:val="bullet"/>
+      <w:lvlText w:val=""/>
+      <w:lvlJc w:val="left"/>
+      <w:pPr>
+        <w:tabs>
+          <w:tab w:val="num" w:pos="4320"/>
+        </w:tabs>
+        <w:ind w:left="4320" w:hanging="360"/>
+      </w:pPr>
+      <w:rPr>
+        <w:rFonts w:ascii="Wingdings" w:hAnsi="Wingdings" w:hint="default"/>
+        <w:sz w:val="20"/>
+      </w:rPr>
+    </w:lvl>
+    <w:lvl w:ilvl="6" w:tentative="1">
+      <w:start w:val="1"/>
+      <w:numFmt w:val="bullet"/>
+      <w:lvlText w:val=""/>
+      <w:lvlJc w:val="left"/>
+      <w:pPr>
+        <w:tabs>
+          <w:tab w:val="num" w:pos="5040"/>
+        </w:tabs>
+        <w:ind w:left="5040" w:hanging="360"/>
+      </w:pPr>
+      <w:rPr>
+        <w:rFonts w:ascii="Wingdings" w:hAnsi="Wingdings" w:hint="default"/>
+        <w:sz w:val="20"/>
+      </w:rPr>
+    </w:lvl>
+    <w:lvl w:ilvl="7" w:tentative="1">
+      <w:start w:val="1"/>
+      <w:numFmt w:val="bullet"/>
+      <w:lvlText w:val=""/>
+      <w:lvlJc w:val="left"/>
+      <w:pPr>
+        <w:tabs>
+          <w:tab w:val="num" w:pos="5760"/>
+        </w:tabs>
+        <w:ind w:left="5760" w:hanging="360"/>
+      </w:pPr>
+      <w:rPr>
+        <w:rFonts w:ascii="Wingdings" w:hAnsi="Wingdings" w:hint="default"/>
+        <w:sz w:val="20"/>
+      </w:rPr>
+    </w:lvl>
+    <w:lvl w:ilvl="8" w:tentative="1">
+      <w:start w:val="1"/>
+      <w:numFmt w:val="bullet"/>
+      <w:lvlText w:val=""/>
+      <w:lvlJc w:val="left"/>
+      <w:pPr>
+        <w:tabs>
+          <w:tab w:val="num" w:pos="6480"/>
+        </w:tabs>
+        <w:ind w:left="6480" w:hanging="360"/>
+      </w:pPr>
+      <w:rPr>
+        <w:rFonts w:ascii="Wingdings" w:hAnsi="Wingdings" w:hint="default"/>
+        <w:sz w:val="20"/>
+      </w:rPr>
+    </w:lvl>
+  </w:abstractNum>
+  <w:abstractNum w:abstractNumId="8" w15:restartNumberingAfterBreak="0">
     <w:nsid w:val="42F575CB"/>
     <w:multiLevelType w:val="multilevel"/>
     <w:tmpl w:val="9D22945A"/>
@@ -1685,7 +2706,174 @@
       </w:rPr>
     </w:lvl>
   </w:abstractNum>
-  <w:abstractNum w:abstractNumId="4" w15:restartNumberingAfterBreak="0">
+  <w:abstractNum w:abstractNumId="9" w15:restartNumberingAfterBreak="0">
+    <w:nsid w:val="639174C6"/>
+    <w:multiLevelType w:val="hybridMultilevel"/>
+    <w:tmpl w:val="60040430"/>
+    <w:lvl w:ilvl="0" w:tplc="16B6A648">
+      <w:start w:val="1"/>
+      <w:numFmt w:val="bullet"/>
+      <w:lvlText w:val="•"/>
+      <w:lvlJc w:val="left"/>
+      <w:pPr>
+        <w:ind w:left="288" w:hanging="201"/>
+      </w:pPr>
+    </w:lvl>
+    <w:lvl w:ilvl="1" w:tplc="C5C81802">
+      <w:numFmt w:val="decimal"/>
+      <w:lvlText w:val=""/>
+      <w:lvlJc w:val="left"/>
+    </w:lvl>
+    <w:lvl w:ilvl="2" w:tplc="4F386EE4">
+      <w:numFmt w:val="decimal"/>
+      <w:lvlText w:val=""/>
+      <w:lvlJc w:val="left"/>
+    </w:lvl>
+    <w:lvl w:ilvl="3" w:tplc="B7CA5BFA">
+      <w:numFmt w:val="decimal"/>
+      <w:lvlText w:val=""/>
+      <w:lvlJc w:val="left"/>
+    </w:lvl>
+    <w:lvl w:ilvl="4" w:tplc="DDA8FE80">
+      <w:numFmt w:val="decimal"/>
+      <w:lvlText w:val=""/>
+      <w:lvlJc w:val="left"/>
+    </w:lvl>
+    <w:lvl w:ilvl="5" w:tplc="2A1CF336">
+      <w:numFmt w:val="decimal"/>
+      <w:lvlText w:val=""/>
+      <w:lvlJc w:val="left"/>
+    </w:lvl>
+    <w:lvl w:ilvl="6" w:tplc="08027494">
+      <w:numFmt w:val="decimal"/>
+      <w:lvlText w:val=""/>
+      <w:lvlJc w:val="left"/>
+    </w:lvl>
+    <w:lvl w:ilvl="7" w:tplc="AEB2749C">
+      <w:numFmt w:val="decimal"/>
+      <w:lvlText w:val=""/>
+      <w:lvlJc w:val="left"/>
+    </w:lvl>
+    <w:lvl w:ilvl="8" w:tplc="DF36B002">
+      <w:numFmt w:val="decimal"/>
+      <w:lvlText w:val=""/>
+      <w:lvlJc w:val="left"/>
+    </w:lvl>
+  </w:abstractNum>
+  <w:abstractNum w:abstractNumId="10" w15:restartNumberingAfterBreak="0">
+    <w:nsid w:val="72487B88"/>
+    <w:multiLevelType w:val="hybridMultilevel"/>
+    <w:tmpl w:val="0F4A0E94"/>
+    <w:lvl w:ilvl="0" w:tplc="48090001">
+      <w:start w:val="1"/>
+      <w:numFmt w:val="bullet"/>
+      <w:lvlText w:val=""/>
+      <w:lvlJc w:val="left"/>
+      <w:pPr>
+        <w:ind w:left="720" w:hanging="360"/>
+      </w:pPr>
+      <w:rPr>
+        <w:rFonts w:ascii="Symbol" w:hAnsi="Symbol" w:hint="default"/>
+      </w:rPr>
+    </w:lvl>
+    <w:lvl w:ilvl="1" w:tplc="48090003" w:tentative="1">
+      <w:start w:val="1"/>
+      <w:numFmt w:val="bullet"/>
+      <w:lvlText w:val="o"/>
+      <w:lvlJc w:val="left"/>
+      <w:pPr>
+        <w:ind w:left="1440" w:hanging="360"/>
+      </w:pPr>
+      <w:rPr>
+        <w:rFonts w:ascii="Courier New" w:hAnsi="Courier New" w:cs="Courier New" w:hint="default"/>
+      </w:rPr>
+    </w:lvl>
+    <w:lvl w:ilvl="2" w:tplc="48090005" w:tentative="1">
+      <w:start w:val="1"/>
+      <w:numFmt w:val="bullet"/>
+      <w:lvlText w:val=""/>
+      <w:lvlJc w:val="left"/>
+      <w:pPr>
+        <w:ind w:left="2160" w:hanging="360"/>
+      </w:pPr>
+      <w:rPr>
+        <w:rFonts w:ascii="Wingdings" w:hAnsi="Wingdings" w:hint="default"/>
+      </w:rPr>
+    </w:lvl>
+    <w:lvl w:ilvl="3" w:tplc="48090001" w:tentative="1">
+      <w:start w:val="1"/>
+      <w:numFmt w:val="bullet"/>
+      <w:lvlText w:val=""/>
+      <w:lvlJc w:val="left"/>
+      <w:pPr>
+        <w:ind w:left="2880" w:hanging="360"/>
+      </w:pPr>
+      <w:rPr>
+        <w:rFonts w:ascii="Symbol" w:hAnsi="Symbol" w:hint="default"/>
+      </w:rPr>
+    </w:lvl>
+    <w:lvl w:ilvl="4" w:tplc="48090003" w:tentative="1">
+      <w:start w:val="1"/>
+      <w:numFmt w:val="bullet"/>
+      <w:lvlText w:val="o"/>
+      <w:lvlJc w:val="left"/>
+      <w:pPr>
+        <w:ind w:left="3600" w:hanging="360"/>
+      </w:pPr>
+      <w:rPr>
+        <w:rFonts w:ascii="Courier New" w:hAnsi="Courier New" w:cs="Courier New" w:hint="default"/>
+      </w:rPr>
+    </w:lvl>
+    <w:lvl w:ilvl="5" w:tplc="48090005" w:tentative="1">
+      <w:start w:val="1"/>
+      <w:numFmt w:val="bullet"/>
+      <w:lvlText w:val=""/>
+      <w:lvlJc w:val="left"/>
+      <w:pPr>
+        <w:ind w:left="4320" w:hanging="360"/>
+      </w:pPr>
+      <w:rPr>
+        <w:rFonts w:ascii="Wingdings" w:hAnsi="Wingdings" w:hint="default"/>
+      </w:rPr>
+    </w:lvl>
+    <w:lvl w:ilvl="6" w:tplc="48090001" w:tentative="1">
+      <w:start w:val="1"/>
+      <w:numFmt w:val="bullet"/>
+      <w:lvlText w:val=""/>
+      <w:lvlJc w:val="left"/>
+      <w:pPr>
+        <w:ind w:left="5040" w:hanging="360"/>
+      </w:pPr>
+      <w:rPr>
+        <w:rFonts w:ascii="Symbol" w:hAnsi="Symbol" w:hint="default"/>
+      </w:rPr>
+    </w:lvl>
+    <w:lvl w:ilvl="7" w:tplc="48090003" w:tentative="1">
+      <w:start w:val="1"/>
+      <w:numFmt w:val="bullet"/>
+      <w:lvlText w:val="o"/>
+      <w:lvlJc w:val="left"/>
+      <w:pPr>
+        <w:ind w:left="5760" w:hanging="360"/>
+      </w:pPr>
+      <w:rPr>
+        <w:rFonts w:ascii="Courier New" w:hAnsi="Courier New" w:cs="Courier New" w:hint="default"/>
+      </w:rPr>
+    </w:lvl>
+    <w:lvl w:ilvl="8" w:tplc="48090005" w:tentative="1">
+      <w:start w:val="1"/>
+      <w:numFmt w:val="bullet"/>
+      <w:lvlText w:val=""/>
+      <w:lvlJc w:val="left"/>
+      <w:pPr>
+        <w:ind w:left="6480" w:hanging="360"/>
+      </w:pPr>
+      <w:rPr>
+        <w:rFonts w:ascii="Wingdings" w:hAnsi="Wingdings" w:hint="default"/>
+      </w:rPr>
+    </w:lvl>
+  </w:abstractNum>
+  <w:abstractNum w:abstractNumId="11" w15:restartNumberingAfterBreak="0">
     <w:nsid w:val="796616AE"/>
     <w:multiLevelType w:val="hybridMultilevel"/>
     <w:tmpl w:val="6A721802"/>
@@ -1740,22 +2928,46 @@
     </w:lvl>
   </w:abstractNum>
   <w:num w:numId="1" w16cid:durableId="185339807">
-    <w:abstractNumId w:val="4"/>
+    <w:abstractNumId w:val="11"/>
     <w:lvlOverride w:ilvl="0">
       <w:startOverride w:val="1"/>
     </w:lvlOverride>
   </w:num>
   <w:num w:numId="2" w16cid:durableId="1822650548">
-    <w:abstractNumId w:val="2"/>
+    <w:abstractNumId w:val="3"/>
   </w:num>
   <w:num w:numId="3" w16cid:durableId="1599634301">
     <w:abstractNumId w:val="0"/>
   </w:num>
   <w:num w:numId="4" w16cid:durableId="1727534848">
-    <w:abstractNumId w:val="3"/>
+    <w:abstractNumId w:val="8"/>
   </w:num>
   <w:num w:numId="5" w16cid:durableId="1880317719">
+    <w:abstractNumId w:val="2"/>
+  </w:num>
+  <w:num w:numId="6" w16cid:durableId="854268236">
+    <w:abstractNumId w:val="7"/>
+  </w:num>
+  <w:num w:numId="7" w16cid:durableId="1889223206">
+    <w:abstractNumId w:val="4"/>
+  </w:num>
+  <w:num w:numId="8" w16cid:durableId="642584792">
+    <w:abstractNumId w:val="10"/>
+  </w:num>
+  <w:num w:numId="9" w16cid:durableId="572084473">
+    <w:abstractNumId w:val="6"/>
+  </w:num>
+  <w:num w:numId="10" w16cid:durableId="279536182">
+    <w:abstractNumId w:val="9"/>
+    <w:lvlOverride w:ilvl="0">
+      <w:startOverride w:val="1"/>
+    </w:lvlOverride>
+  </w:num>
+  <w:num w:numId="11" w16cid:durableId="369765478">
     <w:abstractNumId w:val="1"/>
+  </w:num>
+  <w:num w:numId="12" w16cid:durableId="103422904">
+    <w:abstractNumId w:val="5"/>
   </w:num>
 </w:numbering>
 </file>
@@ -2160,7 +3372,7 @@
   <w:style w:type="paragraph" w:default="1" w:styleId="Normal">
     <w:name w:val="Normal"/>
     <w:qFormat/>
-    <w:rsid w:val="00BC6001"/>
+    <w:rsid w:val="00D66367"/>
     <w:pPr>
       <w:spacing w:after="0" w:line="240" w:lineRule="auto"/>
     </w:pPr>
@@ -2372,7 +3584,6 @@
   <w:style w:type="character" w:default="1" w:styleId="DefaultParagraphFont">
     <w:name w:val="Default Paragraph Font"/>
     <w:uiPriority w:val="1"/>
-    <w:semiHidden/>
     <w:unhideWhenUsed/>
   </w:style>
   <w:style w:type="table" w:default="1" w:styleId="TableNormal">
@@ -2695,6 +3906,74 @@
       <w:u w:val="single"/>
     </w:rPr>
   </w:style>
+  <w:style w:type="character" w:styleId="FollowedHyperlink">
+    <w:name w:val="FollowedHyperlink"/>
+    <w:basedOn w:val="DefaultParagraphFont"/>
+    <w:uiPriority w:val="99"/>
+    <w:semiHidden/>
+    <w:unhideWhenUsed/>
+    <w:rsid w:val="009B58DD"/>
+    <w:rPr>
+      <w:color w:val="96607D" w:themeColor="followedHyperlink"/>
+      <w:u w:val="single"/>
+    </w:rPr>
+  </w:style>
+  <w:style w:type="paragraph" w:styleId="Header">
+    <w:name w:val="header"/>
+    <w:basedOn w:val="Normal"/>
+    <w:link w:val="HeaderChar"/>
+    <w:uiPriority w:val="99"/>
+    <w:unhideWhenUsed/>
+    <w:rsid w:val="00534181"/>
+    <w:pPr>
+      <w:tabs>
+        <w:tab w:val="center" w:pos="4513"/>
+        <w:tab w:val="right" w:pos="9026"/>
+      </w:tabs>
+    </w:pPr>
+  </w:style>
+  <w:style w:type="character" w:customStyle="1" w:styleId="HeaderChar">
+    <w:name w:val="Header Char"/>
+    <w:basedOn w:val="DefaultParagraphFont"/>
+    <w:link w:val="Header"/>
+    <w:uiPriority w:val="99"/>
+    <w:rsid w:val="00534181"/>
+    <w:rPr>
+      <w:rFonts w:ascii="Arial" w:eastAsia="Arial" w:hAnsi="Arial" w:cs="Arial"/>
+      <w:kern w:val="0"/>
+      <w:sz w:val="22"/>
+      <w:szCs w:val="22"/>
+      <w14:ligatures w14:val="none"/>
+    </w:rPr>
+  </w:style>
+  <w:style w:type="paragraph" w:styleId="Footer">
+    <w:name w:val="footer"/>
+    <w:basedOn w:val="Normal"/>
+    <w:link w:val="FooterChar"/>
+    <w:uiPriority w:val="99"/>
+    <w:unhideWhenUsed/>
+    <w:rsid w:val="00534181"/>
+    <w:pPr>
+      <w:tabs>
+        <w:tab w:val="center" w:pos="4513"/>
+        <w:tab w:val="right" w:pos="9026"/>
+      </w:tabs>
+    </w:pPr>
+  </w:style>
+  <w:style w:type="character" w:customStyle="1" w:styleId="FooterChar">
+    <w:name w:val="Footer Char"/>
+    <w:basedOn w:val="DefaultParagraphFont"/>
+    <w:link w:val="Footer"/>
+    <w:uiPriority w:val="99"/>
+    <w:rsid w:val="00534181"/>
+    <w:rPr>
+      <w:rFonts w:ascii="Arial" w:eastAsia="Arial" w:hAnsi="Arial" w:cs="Arial"/>
+      <w:kern w:val="0"/>
+      <w:sz w:val="22"/>
+      <w:szCs w:val="22"/>
+      <w14:ligatures w14:val="none"/>
+    </w:rPr>
+  </w:style>
 </w:styles>
 </file>
 

--- a/Farhan_Resume.docx
+++ b/Farhan_Resume.docx
@@ -584,6 +584,12 @@
     </w:p>
     <w:p>
       <w:pPr>
+        <w:pStyle w:val="ListParagraph"/>
+        <w:spacing w:after="40"/>
+      </w:pPr>
+    </w:p>
+    <w:p>
+      <w:pPr>
         <w:spacing w:after="40"/>
       </w:pPr>
       <w:r>
@@ -820,6 +826,7 @@
         <w:contextualSpacing w:val="0"/>
       </w:pPr>
       <w:r>
+        <w:lastRenderedPageBreak/>
         <w:t>Frameworks &amp; Libraries: Flask, Jinja2, Bootstrap</w:t>
       </w:r>
     </w:p>
@@ -834,7 +841,6 @@
         <w:contextualSpacing w:val="0"/>
       </w:pPr>
       <w:r>
-        <w:lastRenderedPageBreak/>
         <w:t>Databases: SQLite, MySQL, MongoDB</w:t>
       </w:r>
     </w:p>
@@ -863,7 +869,10 @@
         <w:contextualSpacing w:val="0"/>
       </w:pPr>
       <w:r>
-        <w:t>Methodologies: Agile Development, Design Thinking, Object-Oriented Programming (OOP)</w:t>
+        <w:t>Methodologies: Agile Development, Design Thinking, Object-Oriented Programming (OOP</w:t>
+      </w:r>
+      <w:r>
+        <w:t>)</w:t>
       </w:r>
     </w:p>
     <w:p>
@@ -957,17 +966,6 @@
     </w:p>
     <w:p>
       <w:pPr>
-        <w:pStyle w:val="ListParagraph"/>
-        <w:spacing w:after="80"/>
-        <w:contextualSpacing w:val="0"/>
-        <w:rPr>
-          <w:b/>
-          <w:bCs/>
-        </w:rPr>
-      </w:pPr>
-    </w:p>
-    <w:p>
-      <w:pPr>
         <w:pBdr>
           <w:bottom w:val="single" w:sz="8" w:space="1" w:color="1F4788"/>
         </w:pBdr>
@@ -978,6 +976,19 @@
           <w:color w:val="0070C0"/>
         </w:rPr>
       </w:pPr>
+    </w:p>
+    <w:p>
+      <w:pPr>
+        <w:pBdr>
+          <w:bottom w:val="single" w:sz="8" w:space="1" w:color="1F4788"/>
+        </w:pBdr>
+        <w:spacing w:after="120"/>
+        <w:rPr>
+          <w:b/>
+          <w:bCs/>
+          <w:color w:val="0070C0"/>
+        </w:rPr>
+      </w:pPr>
       <w:r>
         <w:rPr>
           <w:b/>
@@ -1134,15 +1145,6 @@
         </w:rPr>
         <w:t>Graduation: November 2024</w:t>
       </w:r>
-    </w:p>
-    <w:p>
-      <w:pPr>
-        <w:spacing w:after="200"/>
-        <w:rPr>
-          <w:i/>
-          <w:iCs/>
-        </w:rPr>
-      </w:pPr>
     </w:p>
     <w:p>
       <w:pPr>
@@ -1235,6 +1237,16 @@
     </w:p>
     <w:p>
       <w:pPr>
+        <w:pStyle w:val="ListParagraph"/>
+        <w:spacing w:after="40"/>
+        <w:rPr>
+          <w:b/>
+          <w:bCs/>
+        </w:rPr>
+      </w:pPr>
+    </w:p>
+    <w:p>
+      <w:pPr>
         <w:spacing w:after="40"/>
       </w:pPr>
       <w:r>
@@ -1282,10 +1294,8 @@
     </w:p>
     <w:p>
       <w:pPr>
-        <w:pBdr>
-          <w:bottom w:val="single" w:sz="8" w:space="1" w:color="1F4788"/>
-        </w:pBdr>
-        <w:spacing w:after="120"/>
+        <w:spacing w:after="40"/>
+        <w:ind w:left="720"/>
       </w:pPr>
     </w:p>
     <w:p>
@@ -3584,6 +3594,7 @@
   <w:style w:type="character" w:default="1" w:styleId="DefaultParagraphFont">
     <w:name w:val="Default Paragraph Font"/>
     <w:uiPriority w:val="1"/>
+    <w:semiHidden/>
     <w:unhideWhenUsed/>
   </w:style>
   <w:style w:type="table" w:default="1" w:styleId="TableNormal">
